--- a/Gray Whale paper/Melica et al stranded-4.22.25.docx
+++ b/Gray Whale paper/Melica et al stranded-4.22.25.docx
@@ -3564,16 +3564,7 @@
           <w:szCs w:val="22"/>
           <w:lang w:val="en-CA"/>
         </w:rPr>
-        <w:t xml:space="preserve">An initial report was assigned to each animal for body condition, that were categorized to one out of 4 categories ranging from Excellent to Good to Fair, to Poor; however, due to limited sample size the categories of Excellent and Good were combined and hereinafter referred to as Good. Similarly, carcass condition was rated on a scale of 2 to 4, with 0.5 </w:t>
-      </w:r>
-      <w:r>
-        <w:rPr>
-          <w:color w:val="000000" w:themeColor="text1"/>
-          <w:sz w:val="22"/>
-          <w:szCs w:val="22"/>
-          <w:lang w:val="en-CA"/>
-        </w:rPr>
-        <w:t xml:space="preserve">increments, where 2 indicated a fresh carcass, 3 was a carcass with moderate decomposition, and 4 was a highly decomposed carcass. </w:t>
+        <w:t xml:space="preserve">An initial report was assigned to each animal for body condition, that were categorized to one out of 4 categories ranging from Excellent to Good to Fair, to Poor; however, due to limited sample size the categories of Excellent and Good were combined and hereinafter referred to as Good. Similarly, carcass condition was rated on a scale of 2 to 4, with 0.5 increments, where 2 indicated a fresh carcass, 3 was a carcass with moderate decomposition, and 4 was a highly decomposed carcass. </w:t>
       </w:r>
       <w:r>
         <w:rPr>
@@ -4606,25 +4597,7 @@
           <w:szCs w:val="22"/>
           <w:lang w:val="en-CA"/>
         </w:rPr>
-        <w:t xml:space="preserve">. When statistically significant, </w:t>
-      </w:r>
-      <w:r>
-        <w:rPr>
-          <w:color w:val="000000" w:themeColor="text1"/>
-          <w:sz w:val="22"/>
-          <w:szCs w:val="22"/>
-          <w:lang w:val="en-CA"/>
-        </w:rPr>
-        <w:t>a post-hoc test comparing EMM</w:t>
-      </w:r>
-      <w:r>
-        <w:rPr>
-          <w:color w:val="000000" w:themeColor="text1"/>
-          <w:sz w:val="22"/>
-          <w:szCs w:val="22"/>
-          <w:lang w:val="en-CA"/>
-        </w:rPr>
-        <w:t xml:space="preserve"> (R package: </w:t>
+        <w:t xml:space="preserve">. When statistically significant, a post-hoc test comparing EMM (R package: </w:t>
       </w:r>
       <w:r>
         <w:rPr>
@@ -4644,16 +4617,7 @@
           <w:szCs w:val="22"/>
           <w:lang w:val="en-CA"/>
         </w:rPr>
-        <w:t>)</w:t>
-      </w:r>
-      <w:r>
-        <w:rPr>
-          <w:color w:val="000000" w:themeColor="text1"/>
-          <w:sz w:val="22"/>
-          <w:szCs w:val="22"/>
-          <w:lang w:val="en-CA"/>
-        </w:rPr>
-        <w:t>.</w:t>
+        <w:t>).</w:t>
       </w:r>
     </w:p>
     <w:p>
@@ -6104,35 +6068,7 @@
           <w:sz w:val="22"/>
           <w:szCs w:val="22"/>
         </w:rPr>
-        <w:t xml:space="preserve">= </w:t>
-      </w:r>
-      <w:r>
-        <w:rPr>
-          <w:sz w:val="22"/>
-          <w:szCs w:val="22"/>
-        </w:rPr>
-        <w:t>5.22</w:t>
-      </w:r>
-      <w:r>
-        <w:rPr>
-          <w:sz w:val="22"/>
-          <w:szCs w:val="22"/>
-        </w:rPr>
-        <w:t>, p = 0.0</w:t>
-      </w:r>
-      <w:r>
-        <w:rPr>
-          <w:sz w:val="22"/>
-          <w:szCs w:val="22"/>
-        </w:rPr>
-        <w:t>3</w:t>
-      </w:r>
-      <w:r>
-        <w:rPr>
-          <w:sz w:val="22"/>
-          <w:szCs w:val="22"/>
-        </w:rPr>
-        <w:t xml:space="preserve">) and, but not </w:t>
+        <w:t xml:space="preserve">= 5.22, p = 0.03) and, but not </w:t>
       </w:r>
       <w:r>
         <w:rPr>
@@ -6177,49 +6113,7 @@
           <w:sz w:val="22"/>
           <w:szCs w:val="22"/>
         </w:rPr>
-        <w:t xml:space="preserve">= </w:t>
-      </w:r>
-      <w:r>
-        <w:rPr>
-          <w:sz w:val="22"/>
-          <w:szCs w:val="22"/>
-        </w:rPr>
-        <w:t>3.51</w:t>
-      </w:r>
-      <w:r>
-        <w:rPr>
-          <w:sz w:val="22"/>
-          <w:szCs w:val="22"/>
-        </w:rPr>
-        <w:t>, p = 0.0</w:t>
-      </w:r>
-      <w:r>
-        <w:rPr>
-          <w:sz w:val="22"/>
-          <w:szCs w:val="22"/>
-        </w:rPr>
-        <w:t>7</w:t>
-      </w:r>
-      <w:r>
-        <w:rPr>
-          <w:sz w:val="22"/>
-          <w:szCs w:val="22"/>
-        </w:rPr>
-        <w:t>)</w:t>
-      </w:r>
-      <w:r>
-        <w:rPr>
-          <w:sz w:val="22"/>
-          <w:szCs w:val="22"/>
-        </w:rPr>
-        <w:t xml:space="preserve"> or</w:t>
-      </w:r>
-      <w:r>
-        <w:rPr>
-          <w:sz w:val="22"/>
-          <w:szCs w:val="22"/>
-        </w:rPr>
-        <w:t xml:space="preserve"> </w:t>
+        <w:t xml:space="preserve">= 3.51, p = 0.07) or </w:t>
       </w:r>
       <w:r>
         <w:rPr>
@@ -6250,15 +6144,7 @@
           <w:szCs w:val="22"/>
           <w:vertAlign w:val="subscript"/>
         </w:rPr>
-        <w:t>2</w:t>
-      </w:r>
-      <w:r>
-        <w:rPr>
-          <w:sz w:val="22"/>
-          <w:szCs w:val="22"/>
-          <w:vertAlign w:val="subscript"/>
-        </w:rPr>
-        <w:t>,27</w:t>
+        <w:t>2,27</w:t>
       </w:r>
       <w:r>
         <w:rPr>
@@ -6272,107 +6158,22 @@
           <w:sz w:val="22"/>
           <w:szCs w:val="22"/>
         </w:rPr>
-        <w:t>= 0.</w:t>
-      </w:r>
-      <w:r>
-        <w:rPr>
-          <w:sz w:val="22"/>
-          <w:szCs w:val="22"/>
-        </w:rPr>
-        <w:t>03</w:t>
-      </w:r>
-      <w:r>
-        <w:rPr>
-          <w:sz w:val="22"/>
-          <w:szCs w:val="22"/>
-        </w:rPr>
-        <w:t>, p = 0.</w:t>
-      </w:r>
-      <w:r>
-        <w:rPr>
-          <w:sz w:val="22"/>
-          <w:szCs w:val="22"/>
-        </w:rPr>
-        <w:t>96</w:t>
-      </w:r>
-      <w:r>
-        <w:rPr>
-          <w:sz w:val="22"/>
-          <w:szCs w:val="22"/>
-        </w:rPr>
-        <w:t xml:space="preserve">). </w:t>
-      </w:r>
-      <w:r>
-        <w:rPr>
-          <w:color w:val="000000" w:themeColor="text1"/>
-          <w:sz w:val="22"/>
-          <w:szCs w:val="22"/>
-        </w:rPr>
-        <w:t>T</w:t>
-      </w:r>
-      <w:r>
-        <w:rPr>
-          <w:color w:val="000000" w:themeColor="text1"/>
-          <w:sz w:val="22"/>
-          <w:szCs w:val="22"/>
-        </w:rPr>
-        <w:t xml:space="preserve">he post-hoc test showed the EMM of log-transformed </w:t>
-      </w:r>
-      <w:r>
-        <w:rPr>
-          <w:sz w:val="22"/>
-          <w:szCs w:val="22"/>
-        </w:rPr>
-        <w:t>aldosterone to</w:t>
-      </w:r>
-      <w:r>
-        <w:rPr>
-          <w:sz w:val="22"/>
-          <w:szCs w:val="22"/>
-        </w:rPr>
-        <w:t xml:space="preserve"> be higher in females (</w:t>
-      </w:r>
-      <w:r>
-        <w:rPr>
-          <w:sz w:val="22"/>
-          <w:szCs w:val="22"/>
-        </w:rPr>
-        <w:t>-1.18</w:t>
-      </w:r>
-      <w:r>
-        <w:rPr>
-          <w:sz w:val="22"/>
-          <w:szCs w:val="22"/>
-        </w:rPr>
-        <w:t>, 95% CI: −</w:t>
-      </w:r>
-      <w:r>
-        <w:rPr>
-          <w:sz w:val="22"/>
-          <w:szCs w:val="22"/>
-        </w:rPr>
-        <w:t>1.79</w:t>
-      </w:r>
-      <w:r>
-        <w:rPr>
-          <w:sz w:val="22"/>
-          <w:szCs w:val="22"/>
-        </w:rPr>
-        <w:t xml:space="preserve"> to −</w:t>
-      </w:r>
-      <w:r>
-        <w:rPr>
-          <w:sz w:val="22"/>
-          <w:szCs w:val="22"/>
-        </w:rPr>
-        <w:t>0.56</w:t>
-      </w:r>
-      <w:r>
-        <w:rPr>
-          <w:sz w:val="22"/>
-          <w:szCs w:val="22"/>
-        </w:rPr>
-        <w:t>) than in males (−</w:t>
+        <w:t xml:space="preserve">= 0.03, p = 0.96). </w:t>
+      </w:r>
+      <w:r>
+        <w:rPr>
+          <w:color w:val="000000" w:themeColor="text1"/>
+          <w:sz w:val="22"/>
+          <w:szCs w:val="22"/>
+        </w:rPr>
+        <w:t xml:space="preserve">The post-hoc test showed the EMM of log-transformed </w:t>
+      </w:r>
+      <w:r>
+        <w:rPr>
+          <w:sz w:val="22"/>
+          <w:szCs w:val="22"/>
+        </w:rPr>
+        <w:t>aldosterone to be higher in females (-1.18, 95% CI: −1.79 to −0.56) than in males (−</w:t>
       </w:r>
       <w:r>
         <w:rPr>
@@ -6386,21 +6187,7 @@
           <w:sz w:val="22"/>
           <w:szCs w:val="22"/>
         </w:rPr>
-        <w:t xml:space="preserve">, 95% CI: </w:t>
-      </w:r>
-      <w:r>
-        <w:rPr>
-          <w:sz w:val="22"/>
-          <w:szCs w:val="22"/>
-        </w:rPr>
-        <w:t xml:space="preserve">3.09 </w:t>
-      </w:r>
-      <w:r>
-        <w:rPr>
-          <w:sz w:val="22"/>
-          <w:szCs w:val="22"/>
-        </w:rPr>
-        <w:t>to −1.</w:t>
+        <w:t>, 95% CI: 3.09 to −1.</w:t>
       </w:r>
       <w:r>
         <w:rPr>
@@ -6540,43 +6327,14 @@
           <w:szCs w:val="22"/>
           <w:vertAlign w:val="subscript"/>
         </w:rPr>
-        <w:t>1</w:t>
-      </w:r>
-      <w:r>
-        <w:rPr>
-          <w:sz w:val="22"/>
-          <w:szCs w:val="22"/>
-          <w:vertAlign w:val="subscript"/>
-        </w:rPr>
-        <w:t xml:space="preserve">,20 </w:t>
-      </w:r>
-      <w:r>
-        <w:rPr>
-          <w:sz w:val="22"/>
-          <w:szCs w:val="22"/>
-        </w:rPr>
-        <w:t xml:space="preserve">= </w:t>
-      </w:r>
-      <w:r>
-        <w:rPr>
-          <w:sz w:val="22"/>
-          <w:szCs w:val="22"/>
-        </w:rPr>
-        <w:t>2.31</w:t>
-      </w:r>
-      <w:r>
-        <w:rPr>
-          <w:sz w:val="22"/>
-          <w:szCs w:val="22"/>
-        </w:rPr>
-        <w:t>, p = 0.</w:t>
-      </w:r>
-      <w:r>
-        <w:rPr>
-          <w:sz w:val="22"/>
-          <w:szCs w:val="22"/>
-        </w:rPr>
-        <w:t xml:space="preserve">14 or </w:t>
+        <w:t xml:space="preserve">1,20 </w:t>
+      </w:r>
+      <w:r>
+        <w:rPr>
+          <w:sz w:val="22"/>
+          <w:szCs w:val="22"/>
+        </w:rPr>
+        <w:t xml:space="preserve">= 2.31, p = 0.14 or </w:t>
       </w:r>
       <w:r>
         <w:rPr>
@@ -6600,67 +6358,22 @@
           <w:szCs w:val="22"/>
           <w:vertAlign w:val="subscript"/>
         </w:rPr>
-        <w:t>1</w:t>
-      </w:r>
-      <w:r>
-        <w:rPr>
-          <w:sz w:val="22"/>
-          <w:szCs w:val="22"/>
-          <w:vertAlign w:val="subscript"/>
-        </w:rPr>
-        <w:t xml:space="preserve">,20 </w:t>
-      </w:r>
-      <w:r>
-        <w:rPr>
-          <w:sz w:val="22"/>
-          <w:szCs w:val="22"/>
-        </w:rPr>
-        <w:t xml:space="preserve">= </w:t>
-      </w:r>
-      <w:r>
-        <w:rPr>
-          <w:sz w:val="22"/>
-          <w:szCs w:val="22"/>
-        </w:rPr>
-        <w:t>0.21</w:t>
-      </w:r>
-      <w:r>
-        <w:rPr>
-          <w:sz w:val="22"/>
-          <w:szCs w:val="22"/>
-        </w:rPr>
-        <w:t>, p = 0.</w:t>
-      </w:r>
-      <w:r>
-        <w:rPr>
-          <w:sz w:val="22"/>
-          <w:szCs w:val="22"/>
-        </w:rPr>
-        <w:t xml:space="preserve">65). the post hoc </w:t>
-      </w:r>
-      <w:r>
-        <w:rPr>
-          <w:color w:val="000000" w:themeColor="text1"/>
-          <w:sz w:val="22"/>
-          <w:szCs w:val="22"/>
-        </w:rPr>
-        <w:t xml:space="preserve">the post-hoc test showed the EMM of log-transformed </w:t>
-      </w:r>
-      <w:r>
-        <w:rPr>
-          <w:color w:val="000000" w:themeColor="text1"/>
-          <w:sz w:val="22"/>
-          <w:szCs w:val="22"/>
-        </w:rPr>
-        <w:t>lipid content</w:t>
-      </w:r>
-      <w:r>
-        <w:rPr>
-          <w:color w:val="000000" w:themeColor="text1"/>
-          <w:sz w:val="22"/>
-          <w:szCs w:val="22"/>
-        </w:rPr>
-        <w:t xml:space="preserve"> to be </w:t>
+        <w:t xml:space="preserve">1,20 </w:t>
+      </w:r>
+      <w:r>
+        <w:rPr>
+          <w:sz w:val="22"/>
+          <w:szCs w:val="22"/>
+        </w:rPr>
+        <w:t xml:space="preserve">= 0.21, p = 0.65). the post hoc </w:t>
+      </w:r>
+      <w:r>
+        <w:rPr>
+          <w:color w:val="000000" w:themeColor="text1"/>
+          <w:sz w:val="22"/>
+          <w:szCs w:val="22"/>
+        </w:rPr>
+        <w:t xml:space="preserve">the post-hoc test showed the EMM of log-transformed lipid content to be </w:t>
       </w:r>
       <w:r>
         <w:rPr>
@@ -6810,14 +6523,7 @@
           <w:sz w:val="22"/>
           <w:szCs w:val="22"/>
         </w:rPr>
-        <w:t xml:space="preserve">) </w:t>
-      </w:r>
-      <w:r>
-        <w:rPr>
-          <w:sz w:val="22"/>
-          <w:szCs w:val="22"/>
-        </w:rPr>
-        <w:t xml:space="preserve">and </w:t>
+        <w:t xml:space="preserve">) and </w:t>
       </w:r>
       <w:r>
         <w:rPr>
@@ -6875,14 +6581,7 @@
           <w:sz w:val="22"/>
           <w:szCs w:val="22"/>
         </w:rPr>
-        <w:t>)</w:t>
-      </w:r>
-      <w:r>
-        <w:rPr>
-          <w:sz w:val="22"/>
-          <w:szCs w:val="22"/>
-        </w:rPr>
-        <w:t xml:space="preserve"> body conditions.</w:t>
+        <w:t>) body conditions.</w:t>
       </w:r>
     </w:p>
     <w:p>
@@ -7183,16 +6882,7 @@
           <w:szCs w:val="22"/>
           <w:lang w:val="en-CA"/>
         </w:rPr>
-        <w:t xml:space="preserve"> </w:t>
-      </w:r>
-      <w:r>
-        <w:rPr>
-          <w:color w:val="000000" w:themeColor="text1"/>
-          <w:sz w:val="22"/>
-          <w:szCs w:val="22"/>
-          <w:lang w:val="en-CA"/>
-        </w:rPr>
-        <w:t xml:space="preserve">Kruskal-Wallis: </w:t>
+        <w:t xml:space="preserve"> Kruskal-Wallis: </w:t>
       </w:r>
       <w:r>
         <w:rPr>
@@ -7471,14 +7161,16 @@
         <w:ind w:firstLine="288"/>
         <w:jc w:val="both"/>
         <w:rPr>
-          <w:color w:val="000000" w:themeColor="text1"/>
-          <w:sz w:val="22"/>
-          <w:szCs w:val="22"/>
-          <w:lang w:val="en-CA"/>
-        </w:rPr>
-      </w:pPr>
-      <w:r>
-        <w:rPr>
+          <w:strike/>
+          <w:color w:val="000000" w:themeColor="text1"/>
+          <w:sz w:val="22"/>
+          <w:szCs w:val="22"/>
+          <w:lang w:val="en-CA"/>
+        </w:rPr>
+      </w:pPr>
+      <w:r>
+        <w:rPr>
+          <w:strike/>
           <w:color w:val="000000" w:themeColor="text1"/>
           <w:sz w:val="22"/>
           <w:szCs w:val="22"/>
@@ -7488,6 +7180,7 @@
       </w:r>
       <w:r>
         <w:rPr>
+          <w:strike/>
           <w:color w:val="000000" w:themeColor="text1"/>
           <w:sz w:val="22"/>
           <w:szCs w:val="22"/>
@@ -7497,6 +7190,7 @@
       </w:r>
       <w:r>
         <w:rPr>
+          <w:strike/>
           <w:color w:val="000000" w:themeColor="text1"/>
           <w:sz w:val="22"/>
           <w:szCs w:val="22"/>
@@ -7508,6 +7202,7 @@
         <w:rPr>
           <w:i/>
           <w:iCs/>
+          <w:strike/>
           <w:color w:val="000000" w:themeColor="text1"/>
           <w:sz w:val="22"/>
           <w:szCs w:val="22"/>
@@ -7517,6 +7212,7 @@
       </w:r>
       <w:r>
         <w:rPr>
+          <w:strike/>
           <w:color w:val="000000" w:themeColor="text1"/>
           <w:sz w:val="22"/>
           <w:szCs w:val="22"/>
@@ -7526,6 +7222,7 @@
       </w:r>
       <w:r>
         <w:rPr>
+          <w:strike/>
           <w:color w:val="000000" w:themeColor="text1"/>
           <w:sz w:val="22"/>
           <w:szCs w:val="22"/>
@@ -7535,6 +7232,7 @@
       </w:r>
       <w:r>
         <w:rPr>
+          <w:strike/>
           <w:color w:val="000000" w:themeColor="text1"/>
           <w:sz w:val="22"/>
           <w:szCs w:val="22"/>
@@ -7544,6 +7242,7 @@
       </w:r>
       <w:r>
         <w:rPr>
+          <w:strike/>
           <w:color w:val="000000" w:themeColor="text1"/>
           <w:sz w:val="22"/>
           <w:szCs w:val="22"/>
@@ -7553,6 +7252,7 @@
       </w:r>
       <w:r>
         <w:rPr>
+          <w:strike/>
           <w:color w:val="000000" w:themeColor="text1"/>
           <w:sz w:val="22"/>
           <w:szCs w:val="22"/>
@@ -7562,6 +7262,7 @@
       </w:r>
       <w:r>
         <w:rPr>
+          <w:strike/>
           <w:color w:val="000000" w:themeColor="text1"/>
           <w:sz w:val="22"/>
           <w:szCs w:val="22"/>
@@ -7571,6 +7272,7 @@
       </w:r>
       <w:r>
         <w:rPr>
+          <w:strike/>
           <w:color w:val="000000" w:themeColor="text1"/>
           <w:sz w:val="22"/>
           <w:szCs w:val="22"/>
@@ -7582,6 +7284,7 @@
         <w:rPr>
           <w:i/>
           <w:iCs/>
+          <w:strike/>
           <w:color w:val="000000" w:themeColor="text1"/>
           <w:sz w:val="22"/>
           <w:szCs w:val="22"/>
@@ -7591,6 +7294,7 @@
       </w:r>
       <w:r>
         <w:rPr>
+          <w:strike/>
           <w:color w:val="000000" w:themeColor="text1"/>
           <w:sz w:val="22"/>
           <w:szCs w:val="22"/>
@@ -7600,6 +7304,7 @@
       </w:r>
       <w:r>
         <w:rPr>
+          <w:strike/>
           <w:color w:val="000000" w:themeColor="text1"/>
           <w:sz w:val="22"/>
           <w:szCs w:val="22"/>
@@ -7609,6 +7314,7 @@
       </w:r>
       <w:r>
         <w:rPr>
+          <w:strike/>
           <w:color w:val="000000" w:themeColor="text1"/>
           <w:sz w:val="22"/>
           <w:szCs w:val="22"/>
@@ -7618,6 +7324,7 @@
       </w:r>
       <w:r>
         <w:rPr>
+          <w:strike/>
           <w:color w:val="000000" w:themeColor="text1"/>
           <w:sz w:val="22"/>
           <w:szCs w:val="22"/>
@@ -7627,6 +7334,7 @@
       </w:r>
       <w:r>
         <w:rPr>
+          <w:strike/>
           <w:color w:val="000000" w:themeColor="text1"/>
           <w:sz w:val="22"/>
           <w:szCs w:val="22"/>
@@ -7641,14 +7349,16 @@
         <w:ind w:firstLine="288"/>
         <w:jc w:val="both"/>
         <w:rPr>
-          <w:color w:val="000000" w:themeColor="text1"/>
-          <w:sz w:val="22"/>
-          <w:szCs w:val="22"/>
-          <w:lang w:val="en-CA"/>
-        </w:rPr>
-      </w:pPr>
-      <w:r>
-        <w:rPr>
+          <w:strike/>
+          <w:color w:val="000000" w:themeColor="text1"/>
+          <w:sz w:val="22"/>
+          <w:szCs w:val="22"/>
+          <w:lang w:val="en-CA"/>
+        </w:rPr>
+      </w:pPr>
+      <w:r>
+        <w:rPr>
+          <w:strike/>
           <w:color w:val="000000" w:themeColor="text1"/>
           <w:sz w:val="22"/>
           <w:szCs w:val="22"/>
@@ -7658,6 +7368,7 @@
       </w:r>
       <w:r>
         <w:rPr>
+          <w:strike/>
           <w:color w:val="000000" w:themeColor="text1"/>
           <w:sz w:val="22"/>
           <w:szCs w:val="22"/>
@@ -7667,6 +7378,7 @@
       </w:r>
       <w:r>
         <w:rPr>
+          <w:strike/>
           <w:color w:val="000000" w:themeColor="text1"/>
           <w:sz w:val="22"/>
           <w:szCs w:val="22"/>
@@ -7676,6 +7388,7 @@
       </w:r>
       <w:r>
         <w:rPr>
+          <w:strike/>
           <w:color w:val="000000" w:themeColor="text1"/>
           <w:sz w:val="22"/>
           <w:szCs w:val="22"/>
@@ -7685,6 +7398,7 @@
       </w:r>
       <w:r>
         <w:rPr>
+          <w:strike/>
           <w:color w:val="000000" w:themeColor="text1"/>
           <w:sz w:val="22"/>
           <w:szCs w:val="22"/>
@@ -7694,6 +7408,7 @@
       </w:r>
       <w:r>
         <w:rPr>
+          <w:strike/>
           <w:color w:val="000000" w:themeColor="text1"/>
           <w:sz w:val="22"/>
           <w:szCs w:val="22"/>
@@ -7703,6 +7418,7 @@
       </w:r>
       <w:r>
         <w:rPr>
+          <w:strike/>
           <w:color w:val="000000" w:themeColor="text1"/>
           <w:sz w:val="22"/>
           <w:szCs w:val="22"/>
@@ -7712,6 +7428,7 @@
       </w:r>
       <w:r>
         <w:rPr>
+          <w:strike/>
           <w:color w:val="000000" w:themeColor="text1"/>
           <w:sz w:val="22"/>
           <w:szCs w:val="22"/>
@@ -7721,6 +7438,7 @@
       </w:r>
       <w:r>
         <w:rPr>
+          <w:strike/>
           <w:color w:val="000000" w:themeColor="text1"/>
           <w:sz w:val="22"/>
           <w:szCs w:val="22"/>
@@ -7732,6 +7450,7 @@
         <w:rPr>
           <w:i/>
           <w:iCs/>
+          <w:strike/>
           <w:color w:val="000000" w:themeColor="text1"/>
           <w:sz w:val="22"/>
           <w:szCs w:val="22"/>
@@ -7741,6 +7460,7 @@
       </w:r>
       <w:r>
         <w:rPr>
+          <w:strike/>
           <w:color w:val="000000" w:themeColor="text1"/>
           <w:sz w:val="22"/>
           <w:szCs w:val="22"/>
@@ -7750,6 +7470,7 @@
       </w:r>
       <w:r>
         <w:rPr>
+          <w:strike/>
           <w:color w:val="000000" w:themeColor="text1"/>
           <w:sz w:val="22"/>
           <w:szCs w:val="22"/>
@@ -7759,6 +7480,7 @@
       </w:r>
       <w:r>
         <w:rPr>
+          <w:strike/>
           <w:color w:val="000000" w:themeColor="text1"/>
           <w:sz w:val="22"/>
           <w:szCs w:val="22"/>
@@ -7768,6 +7490,7 @@
       </w:r>
       <w:r>
         <w:rPr>
+          <w:strike/>
           <w:color w:val="000000" w:themeColor="text1"/>
           <w:sz w:val="22"/>
           <w:szCs w:val="22"/>
@@ -7777,6 +7500,7 @@
       </w:r>
       <w:r>
         <w:rPr>
+          <w:strike/>
           <w:color w:val="000000" w:themeColor="text1"/>
           <w:sz w:val="22"/>
           <w:szCs w:val="22"/>
@@ -7786,6 +7510,7 @@
       </w:r>
       <w:r>
         <w:rPr>
+          <w:strike/>
           <w:color w:val="000000" w:themeColor="text1"/>
           <w:sz w:val="22"/>
           <w:szCs w:val="22"/>
@@ -7800,14 +7525,16 @@
         <w:ind w:firstLine="288"/>
         <w:jc w:val="both"/>
         <w:rPr>
-          <w:color w:val="000000" w:themeColor="text1"/>
-          <w:sz w:val="22"/>
-          <w:szCs w:val="22"/>
-          <w:lang w:val="en-CA"/>
-        </w:rPr>
-      </w:pPr>
-      <w:r>
-        <w:rPr>
+          <w:strike/>
+          <w:color w:val="000000" w:themeColor="text1"/>
+          <w:sz w:val="22"/>
+          <w:szCs w:val="22"/>
+          <w:lang w:val="en-CA"/>
+        </w:rPr>
+      </w:pPr>
+      <w:r>
+        <w:rPr>
+          <w:strike/>
           <w:color w:val="000000" w:themeColor="text1"/>
           <w:sz w:val="22"/>
           <w:szCs w:val="22"/>
@@ -7818,6 +7545,7 @@
       </w:r>
       <w:r>
         <w:rPr>
+          <w:strike/>
           <w:color w:val="000000" w:themeColor="text1"/>
           <w:sz w:val="22"/>
           <w:szCs w:val="22"/>
@@ -7827,6 +7555,7 @@
       </w:r>
       <w:r>
         <w:rPr>
+          <w:strike/>
           <w:color w:val="000000" w:themeColor="text1"/>
           <w:sz w:val="22"/>
           <w:szCs w:val="22"/>
@@ -7838,6 +7567,7 @@
         <w:rPr>
           <w:i/>
           <w:iCs/>
+          <w:strike/>
           <w:color w:val="000000" w:themeColor="text1"/>
           <w:sz w:val="22"/>
           <w:szCs w:val="22"/>
@@ -7847,6 +7577,7 @@
       </w:r>
       <w:r>
         <w:rPr>
+          <w:strike/>
           <w:color w:val="000000" w:themeColor="text1"/>
           <w:sz w:val="22"/>
           <w:szCs w:val="22"/>
@@ -7856,6 +7587,7 @@
       </w:r>
       <w:r>
         <w:rPr>
+          <w:strike/>
           <w:color w:val="000000" w:themeColor="text1"/>
           <w:sz w:val="22"/>
           <w:szCs w:val="22"/>
@@ -7865,6 +7597,7 @@
       </w:r>
       <w:r>
         <w:rPr>
+          <w:strike/>
           <w:color w:val="000000" w:themeColor="text1"/>
           <w:sz w:val="22"/>
           <w:szCs w:val="22"/>
@@ -7874,6 +7607,7 @@
       </w:r>
       <w:r>
         <w:rPr>
+          <w:strike/>
           <w:color w:val="000000" w:themeColor="text1"/>
           <w:sz w:val="22"/>
           <w:szCs w:val="22"/>
@@ -7883,6 +7617,7 @@
       </w:r>
       <w:r>
         <w:rPr>
+          <w:strike/>
           <w:color w:val="000000" w:themeColor="text1"/>
           <w:sz w:val="22"/>
           <w:szCs w:val="22"/>
@@ -7892,6 +7627,7 @@
       </w:r>
       <w:r>
         <w:rPr>
+          <w:strike/>
           <w:color w:val="000000" w:themeColor="text1"/>
           <w:sz w:val="22"/>
           <w:szCs w:val="22"/>
@@ -7901,6 +7637,7 @@
       </w:r>
       <w:r>
         <w:rPr>
+          <w:strike/>
           <w:color w:val="000000" w:themeColor="text1"/>
           <w:sz w:val="22"/>
           <w:szCs w:val="22"/>
@@ -7910,6 +7647,7 @@
       </w:r>
       <w:r>
         <w:rPr>
+          <w:strike/>
           <w:color w:val="000000" w:themeColor="text1"/>
           <w:sz w:val="22"/>
           <w:szCs w:val="22"/>
@@ -7919,6 +7657,7 @@
       </w:r>
       <w:r>
         <w:rPr>
+          <w:strike/>
           <w:color w:val="000000" w:themeColor="text1"/>
           <w:sz w:val="22"/>
           <w:szCs w:val="22"/>
@@ -16438,9 +16177,11 @@
     <w:rsid w:val="00100806"/>
     <w:rsid w:val="00303416"/>
     <w:rsid w:val="003B622F"/>
+    <w:rsid w:val="00460925"/>
     <w:rsid w:val="004E31C6"/>
     <w:rsid w:val="00500382"/>
     <w:rsid w:val="005142B7"/>
+    <w:rsid w:val="006350C1"/>
     <w:rsid w:val="00694337"/>
     <w:rsid w:val="00760580"/>
     <w:rsid w:val="007A52B3"/>

--- a/Gray Whale paper/Melica et al stranded-4.22.25.docx
+++ b/Gray Whale paper/Melica et al stranded-4.22.25.docx
@@ -2286,10 +2286,81 @@
           <w:color w:val="000000" w:themeColor="text1"/>
           <w:sz w:val="22"/>
           <w:szCs w:val="22"/>
-          <w:highlight w:val="yellow"/>
-          <w:lang w:val="en-CA"/>
-        </w:rPr>
-        <w:t xml:space="preserve">In 2019, more than 200 animals were found stranded across Mexico, United States and Canada and NOAA issued a second UME </w:t>
+          <w:lang w:val="en-CA"/>
+        </w:rPr>
+        <w:t xml:space="preserve">Between </w:t>
+      </w:r>
+      <w:r>
+        <w:rPr>
+          <w:color w:val="000000" w:themeColor="text1"/>
+          <w:sz w:val="22"/>
+          <w:szCs w:val="22"/>
+          <w:lang w:val="en-CA"/>
+        </w:rPr>
+        <w:t>December</w:t>
+      </w:r>
+      <w:r>
+        <w:rPr>
+          <w:color w:val="000000" w:themeColor="text1"/>
+          <w:sz w:val="22"/>
+          <w:szCs w:val="22"/>
+          <w:lang w:val="en-CA"/>
+        </w:rPr>
+        <w:t xml:space="preserve"> 201</w:t>
+      </w:r>
+      <w:r>
+        <w:rPr>
+          <w:color w:val="000000" w:themeColor="text1"/>
+          <w:sz w:val="22"/>
+          <w:szCs w:val="22"/>
+          <w:lang w:val="en-CA"/>
+        </w:rPr>
+        <w:t>8</w:t>
+      </w:r>
+      <w:r>
+        <w:rPr>
+          <w:color w:val="000000" w:themeColor="text1"/>
+          <w:sz w:val="22"/>
+          <w:szCs w:val="22"/>
+          <w:lang w:val="en-CA"/>
+        </w:rPr>
+        <w:t xml:space="preserve"> and</w:t>
+      </w:r>
+      <w:r>
+        <w:rPr>
+          <w:color w:val="000000" w:themeColor="text1"/>
+          <w:sz w:val="22"/>
+          <w:szCs w:val="22"/>
+          <w:lang w:val="en-CA"/>
+        </w:rPr>
+        <w:t xml:space="preserve"> November</w:t>
+      </w:r>
+      <w:r>
+        <w:rPr>
+          <w:color w:val="000000" w:themeColor="text1"/>
+          <w:sz w:val="22"/>
+          <w:szCs w:val="22"/>
+          <w:lang w:val="en-CA"/>
+        </w:rPr>
+        <w:t xml:space="preserve"> 2023</w:t>
+      </w:r>
+      <w:r>
+        <w:rPr>
+          <w:color w:val="000000" w:themeColor="text1"/>
+          <w:sz w:val="22"/>
+          <w:szCs w:val="22"/>
+          <w:lang w:val="en-CA"/>
+        </w:rPr>
+        <w:t xml:space="preserve">, </w:t>
+      </w:r>
+      <w:r>
+        <w:rPr>
+          <w:color w:val="000000" w:themeColor="text1"/>
+          <w:sz w:val="22"/>
+          <w:szCs w:val="22"/>
+          <w:lang w:val="en-CA"/>
+        </w:rPr>
+        <w:t xml:space="preserve">NOAA issued a second UME </w:t>
       </w:r>
       <w:sdt>
         <w:sdtPr>
@@ -2303,7 +2374,7 @@
           <w:tag w:val="MENDELEY_CITATION_v3_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"/>
           <w:id w:val="-242877820"/>
           <w:placeholder>
-            <w:docPart w:val="3D4D727188E91141B6FC8B510AE56654"/>
+            <w:docPart w:val="EF83721069E8A4469FC8C8E43044161F"/>
           </w:placeholder>
         </w:sdtPr>
         <w:sdtContent>
@@ -2315,7 +2386,27 @@
               <w:highlight w:val="yellow"/>
               <w:lang w:val="en-CA"/>
             </w:rPr>
-            <w:t>(NOAA, 2020)</w:t>
+            <w:t>(NOAA, 202</w:t>
+          </w:r>
+          <w:r>
+            <w:rPr>
+              <w:color w:val="000000" w:themeColor="text1"/>
+              <w:sz w:val="22"/>
+              <w:szCs w:val="22"/>
+              <w:highlight w:val="yellow"/>
+              <w:lang w:val="en-CA"/>
+            </w:rPr>
+            <w:t>4</w:t>
+          </w:r>
+          <w:r>
+            <w:rPr>
+              <w:color w:val="000000" w:themeColor="text1"/>
+              <w:sz w:val="22"/>
+              <w:szCs w:val="22"/>
+              <w:highlight w:val="yellow"/>
+              <w:lang w:val="en-CA"/>
+            </w:rPr>
+            <w:t>)</w:t>
           </w:r>
         </w:sdtContent>
       </w:sdt>
@@ -2324,7 +2415,24 @@
           <w:color w:val="000000" w:themeColor="text1"/>
           <w:sz w:val="22"/>
           <w:szCs w:val="22"/>
-          <w:highlight w:val="yellow"/>
+          <w:lang w:val="en-CA"/>
+        </w:rPr>
+        <w:t xml:space="preserve"> for gray whales as almost 700 </w:t>
+      </w:r>
+      <w:r>
+        <w:rPr>
+          <w:color w:val="000000" w:themeColor="text1"/>
+          <w:sz w:val="22"/>
+          <w:szCs w:val="22"/>
+          <w:lang w:val="en-CA"/>
+        </w:rPr>
+        <w:t>animals were found stranded across Mexico, United States and Canada</w:t>
+      </w:r>
+      <w:r>
+        <w:rPr>
+          <w:color w:val="000000" w:themeColor="text1"/>
+          <w:sz w:val="22"/>
+          <w:szCs w:val="22"/>
           <w:lang w:val="en-CA"/>
         </w:rPr>
         <w:t>.</w:t>
@@ -2456,7 +2564,17 @@
           <w:szCs w:val="22"/>
           <w:lang w:val="en-CA"/>
         </w:rPr>
-        <w:t>, potentially leading to population decline</w:t>
+        <w:t xml:space="preserve">, potentially leading to </w:t>
+      </w:r>
+      <w:r>
+        <w:rPr>
+          <w:color w:val="000000" w:themeColor="text1"/>
+          <w:sz w:val="22"/>
+          <w:szCs w:val="22"/>
+          <w:lang w:val="en-CA"/>
+        </w:rPr>
+        <w:lastRenderedPageBreak/>
+        <w:t>population decline</w:t>
       </w:r>
       <w:r>
         <w:rPr>
@@ -2507,17 +2625,7 @@
           <w:szCs w:val="22"/>
           <w:lang w:val="en-CA"/>
         </w:rPr>
-        <w:t xml:space="preserve">. Corticosteroids are involved in the </w:t>
-      </w:r>
-      <w:r>
-        <w:rPr>
-          <w:color w:val="000000" w:themeColor="text1"/>
-          <w:sz w:val="22"/>
-          <w:szCs w:val="22"/>
-          <w:lang w:val="en-CA"/>
-        </w:rPr>
-        <w:lastRenderedPageBreak/>
-        <w:t>physiological response to stress in terrestrial and aquatic mammals</w:t>
+        <w:t>. Corticosteroids are involved in the physiological response to stress in terrestrial and aquatic mammals</w:t>
       </w:r>
       <w:r>
         <w:rPr>
@@ -16078,6 +16186,35 @@
         </w:p>
       </w:docPartBody>
     </w:docPart>
+    <w:docPart>
+      <w:docPartPr>
+        <w:name w:val="EF83721069E8A4469FC8C8E43044161F"/>
+        <w:category>
+          <w:name w:val="General"/>
+          <w:gallery w:val="placeholder"/>
+        </w:category>
+        <w:types>
+          <w:type w:val="bbPlcHdr"/>
+        </w:types>
+        <w:behaviors>
+          <w:behavior w:val="content"/>
+        </w:behaviors>
+        <w:guid w:val="{0E1451A9-2286-4C4D-A0AB-65C19602E7B4}"/>
+      </w:docPartPr>
+      <w:docPartBody>
+        <w:p>
+          <w:pPr>
+            <w:pStyle w:val="EF83721069E8A4469FC8C8E43044161F"/>
+          </w:pPr>
+          <w:r>
+            <w:rPr>
+              <w:rStyle w:val="PlaceholderText"/>
+            </w:rPr>
+            <w:t>Click or tap here to enter text.</w:t>
+          </w:r>
+        </w:p>
+      </w:docPartBody>
+    </w:docPart>
   </w:docParts>
 </w:glossaryDocument>
 </file>
@@ -16103,14 +16240,14 @@
     <w:charset w:val="00"/>
     <w:family w:val="modern"/>
     <w:pitch w:val="fixed"/>
-    <w:sig w:usb0="E0002AFF" w:usb1="C0007843" w:usb2="00000009" w:usb3="00000000" w:csb0="000001FF" w:csb1="00000000"/>
+    <w:sig w:usb0="E0002EFF" w:usb1="C0007843" w:usb2="00000009" w:usb3="00000000" w:csb0="000001FF" w:csb1="00000000"/>
   </w:font>
   <w:font w:name="Wingdings">
     <w:panose1 w:val="05000000000000000000"/>
-    <w:charset w:val="4D"/>
-    <w:family w:val="decorative"/>
+    <w:charset w:val="02"/>
+    <w:family w:val="auto"/>
     <w:pitch w:val="variable"/>
-    <w:sig w:usb0="00000003" w:usb1="00000000" w:usb2="00000000" w:usb3="00000000" w:csb0="80000001" w:csb1="00000000"/>
+    <w:sig w:usb0="00000000" w:usb1="10000000" w:usb2="00000000" w:usb3="00000000" w:csb0="80000000" w:csb1="00000000"/>
   </w:font>
   <w:font w:name="Calibri">
     <w:panose1 w:val="020F0502020204030204"/>
@@ -16180,6 +16317,7 @@
     <w:rsid w:val="00460925"/>
     <w:rsid w:val="004E31C6"/>
     <w:rsid w:val="00500382"/>
+    <w:rsid w:val="0050725C"/>
     <w:rsid w:val="005142B7"/>
     <w:rsid w:val="006350C1"/>
     <w:rsid w:val="00694337"/>
@@ -16188,10 +16326,12 @@
     <w:rsid w:val="0085465C"/>
     <w:rsid w:val="008E203B"/>
     <w:rsid w:val="008F0DE4"/>
+    <w:rsid w:val="008F3731"/>
     <w:rsid w:val="00901FC6"/>
     <w:rsid w:val="0092372F"/>
     <w:rsid w:val="00982F66"/>
     <w:rsid w:val="00AD0B48"/>
+    <w:rsid w:val="00AE16E0"/>
     <w:rsid w:val="00B3386E"/>
     <w:rsid w:val="00B55A46"/>
     <w:rsid w:val="00B56603"/>
@@ -16664,7 +16804,7 @@
     <w:basedOn w:val="DefaultParagraphFont"/>
     <w:uiPriority w:val="99"/>
     <w:semiHidden/>
-    <w:rsid w:val="00303416"/>
+    <w:rsid w:val="008F3731"/>
     <w:rPr>
       <w:color w:val="666666"/>
     </w:rPr>
@@ -16706,6 +16846,10 @@
   <w:style w:type="paragraph" w:customStyle="1" w:styleId="87A11772BA73B744B83A0F3ADC223F29">
     <w:name w:val="87A11772BA73B744B83A0F3ADC223F29"/>
     <w:rsid w:val="00303416"/>
+  </w:style>
+  <w:style w:type="paragraph" w:customStyle="1" w:styleId="EF83721069E8A4469FC8C8E43044161F">
+    <w:name w:val="EF83721069E8A4469FC8C8E43044161F"/>
+    <w:rsid w:val="008F3731"/>
   </w:style>
 </w:styles>
 </file>

--- a/Gray Whale paper/Melica et al stranded-4.22.25.docx
+++ b/Gray Whale paper/Melica et al stranded-4.22.25.docx
@@ -2351,16 +2351,7 @@
           <w:szCs w:val="22"/>
           <w:lang w:val="en-CA"/>
         </w:rPr>
-        <w:t xml:space="preserve">, </w:t>
-      </w:r>
-      <w:r>
-        <w:rPr>
-          <w:color w:val="000000" w:themeColor="text1"/>
-          <w:sz w:val="22"/>
-          <w:szCs w:val="22"/>
-          <w:lang w:val="en-CA"/>
-        </w:rPr>
-        <w:t xml:space="preserve">NOAA issued a second UME </w:t>
+        <w:t xml:space="preserve">, NOAA issued a second UME </w:t>
       </w:r>
       <w:sdt>
         <w:sdtPr>
@@ -2386,27 +2377,7 @@
               <w:highlight w:val="yellow"/>
               <w:lang w:val="en-CA"/>
             </w:rPr>
-            <w:t>(NOAA, 202</w:t>
-          </w:r>
-          <w:r>
-            <w:rPr>
-              <w:color w:val="000000" w:themeColor="text1"/>
-              <w:sz w:val="22"/>
-              <w:szCs w:val="22"/>
-              <w:highlight w:val="yellow"/>
-              <w:lang w:val="en-CA"/>
-            </w:rPr>
-            <w:t>4</w:t>
-          </w:r>
-          <w:r>
-            <w:rPr>
-              <w:color w:val="000000" w:themeColor="text1"/>
-              <w:sz w:val="22"/>
-              <w:szCs w:val="22"/>
-              <w:highlight w:val="yellow"/>
-              <w:lang w:val="en-CA"/>
-            </w:rPr>
-            <w:t>)</w:t>
+            <w:t>(NOAA, 2024)</w:t>
           </w:r>
         </w:sdtContent>
       </w:sdt>
@@ -2606,18 +2577,16 @@
             </w:rPr>
             <w:t>(Wasser et al., 2017)</w:t>
           </w:r>
-          <w:ins w:id="7" w:author="Microsoft Office User" w:date="2025-04-21T17:21:00Z">
-            <w:r>
-              <w:rPr>
-                <w:color w:val="000000" w:themeColor="text1"/>
-                <w:sz w:val="22"/>
-                <w:szCs w:val="22"/>
-              </w:rPr>
-              <w:t xml:space="preserve"> or mortality events?</w:t>
-            </w:r>
-          </w:ins>
         </w:sdtContent>
       </w:sdt>
+      <w:r>
+        <w:rPr>
+          <w:color w:val="000000" w:themeColor="text1"/>
+          <w:sz w:val="22"/>
+          <w:szCs w:val="22"/>
+        </w:rPr>
+        <w:t xml:space="preserve"> or mortality events</w:t>
+      </w:r>
       <w:r>
         <w:rPr>
           <w:color w:val="000000" w:themeColor="text1"/>
@@ -3417,15 +3386,46 @@
         </w:rPr>
         <w:t>Blubber samples from 35 (22 females and 13 males) gray whale carcasses were obtained through the United States Marine Mammal Health and Stranding Response Program (MMHSRP). These samples came from whales that were found and examined between 2010 and 2019, along the coasts of Washington (n= 28) and Alaska (n=7) (Figure 1). Out of 35 individuals, 19 were part of the 2019-</w:t>
       </w:r>
+      <w:commentRangeStart w:id="7"/>
+      <w:r>
+        <w:rPr>
+          <w:color w:val="000000" w:themeColor="text1"/>
+          <w:sz w:val="22"/>
+          <w:szCs w:val="22"/>
+          <w:lang w:val="en-CA"/>
+        </w:rPr>
+        <w:t xml:space="preserve">2023 </w:t>
+      </w:r>
+      <w:commentRangeEnd w:id="7"/>
+      <w:r>
+        <w:rPr>
+          <w:rStyle w:val="CommentReference"/>
+          <w:color w:val="000000" w:themeColor="text1"/>
+          <w:sz w:val="22"/>
+          <w:szCs w:val="22"/>
+          <w:lang w:val="en-CA"/>
+        </w:rPr>
+        <w:commentReference w:id="7"/>
+      </w:r>
+      <w:r>
+        <w:rPr>
+          <w:color w:val="000000" w:themeColor="text1"/>
+          <w:sz w:val="22"/>
+          <w:szCs w:val="22"/>
+          <w:lang w:val="en-CA"/>
+        </w:rPr>
+        <w:t xml:space="preserve">UME. Information on the animal (e.g., sex, </w:t>
+      </w:r>
       <w:commentRangeStart w:id="8"/>
-      <w:r>
-        <w:rPr>
-          <w:color w:val="000000" w:themeColor="text1"/>
-          <w:sz w:val="22"/>
-          <w:szCs w:val="22"/>
-          <w:lang w:val="en-CA"/>
-        </w:rPr>
-        <w:t xml:space="preserve">2023 </w:t>
+      <w:commentRangeStart w:id="9"/>
+      <w:r>
+        <w:rPr>
+          <w:color w:val="000000" w:themeColor="text1"/>
+          <w:sz w:val="22"/>
+          <w:szCs w:val="22"/>
+          <w:lang w:val="en-CA"/>
+        </w:rPr>
+        <w:t>length and age class)</w:t>
       </w:r>
       <w:commentRangeEnd w:id="8"/>
       <w:r>
@@ -3438,26 +3438,6 @@
         </w:rPr>
         <w:commentReference w:id="8"/>
       </w:r>
-      <w:r>
-        <w:rPr>
-          <w:color w:val="000000" w:themeColor="text1"/>
-          <w:sz w:val="22"/>
-          <w:szCs w:val="22"/>
-          <w:lang w:val="en-CA"/>
-        </w:rPr>
-        <w:t xml:space="preserve">UME. Information on the animal (e.g., sex, </w:t>
-      </w:r>
-      <w:commentRangeStart w:id="9"/>
-      <w:commentRangeStart w:id="10"/>
-      <w:r>
-        <w:rPr>
-          <w:color w:val="000000" w:themeColor="text1"/>
-          <w:sz w:val="22"/>
-          <w:szCs w:val="22"/>
-          <w:lang w:val="en-CA"/>
-        </w:rPr>
-        <w:t>length and age class)</w:t>
-      </w:r>
       <w:commentRangeEnd w:id="9"/>
       <w:r>
         <w:rPr>
@@ -3468,17 +3448,6 @@
           <w:lang w:val="en-CA"/>
         </w:rPr>
         <w:commentReference w:id="9"/>
-      </w:r>
-      <w:commentRangeEnd w:id="10"/>
-      <w:r>
-        <w:rPr>
-          <w:rStyle w:val="CommentReference"/>
-          <w:color w:val="000000" w:themeColor="text1"/>
-          <w:sz w:val="22"/>
-          <w:szCs w:val="22"/>
-          <w:lang w:val="en-CA"/>
-        </w:rPr>
-        <w:commentReference w:id="10"/>
       </w:r>
       <w:r>
         <w:rPr>
@@ -3617,33 +3586,155 @@
         </w:rPr>
         <w:t xml:space="preserve">, n= 19). </w:t>
       </w:r>
+      <w:commentRangeStart w:id="10"/>
       <w:commentRangeStart w:id="11"/>
+      <w:r>
+        <w:rPr>
+          <w:color w:val="000000" w:themeColor="text1"/>
+          <w:sz w:val="22"/>
+          <w:szCs w:val="22"/>
+        </w:rPr>
+        <w:t>Age class was not assigned to two individuals</w:t>
+      </w:r>
+      <w:r>
+        <w:rPr>
+          <w:color w:val="000000" w:themeColor="text1"/>
+          <w:sz w:val="22"/>
+          <w:szCs w:val="22"/>
+        </w:rPr>
+        <w:t>, for which measurements were not taken</w:t>
+      </w:r>
+      <w:r>
+        <w:rPr>
+          <w:color w:val="000000" w:themeColor="text1"/>
+          <w:sz w:val="22"/>
+          <w:szCs w:val="22"/>
+        </w:rPr>
+        <w:t xml:space="preserve">. </w:t>
+      </w:r>
+      <w:commentRangeEnd w:id="10"/>
+      <w:r>
+        <w:rPr>
+          <w:rStyle w:val="CommentReference"/>
+          <w:color w:val="000000" w:themeColor="text1"/>
+          <w:sz w:val="22"/>
+          <w:szCs w:val="22"/>
+          <w:lang w:val="en-CA"/>
+        </w:rPr>
+        <w:commentReference w:id="10"/>
+      </w:r>
+      <w:commentRangeEnd w:id="11"/>
+      <w:r>
+        <w:rPr>
+          <w:rStyle w:val="CommentReference"/>
+          <w:color w:val="000000" w:themeColor="text1"/>
+          <w:sz w:val="22"/>
+          <w:szCs w:val="22"/>
+          <w:lang w:val="en-CA"/>
+        </w:rPr>
+        <w:commentReference w:id="11"/>
+      </w:r>
+      <w:r>
+        <w:rPr>
+          <w:color w:val="000000" w:themeColor="text1"/>
+          <w:sz w:val="22"/>
+          <w:szCs w:val="22"/>
+          <w:lang w:val="en-CA"/>
+        </w:rPr>
+        <w:t xml:space="preserve">An initial report was assigned to each animal for body condition, that were categorized to one out of 4 categories ranging from Excellent to Good to Fair, to Poor; however, due to limited sample size the categories of Excellent and Good were combined and hereinafter referred to as Good. Similarly, carcass condition was rated on a scale of 2 to 4, with 0.5 increments, where 2 indicated a fresh carcass, 3 was a carcass with moderate decomposition, and 4 was a highly decomposed carcass. </w:t>
+      </w:r>
+      <w:r>
+        <w:rPr>
+          <w:color w:val="000000" w:themeColor="text1"/>
+          <w:sz w:val="22"/>
+          <w:szCs w:val="22"/>
+          <w:lang w:val="en-CA"/>
+        </w:rPr>
+        <w:t>Significant</w:t>
+      </w:r>
+      <w:r>
+        <w:rPr>
+          <w:color w:val="000000" w:themeColor="text1"/>
+          <w:sz w:val="22"/>
+          <w:szCs w:val="22"/>
+          <w:lang w:val="en-CA"/>
+        </w:rPr>
+        <w:t xml:space="preserve"> findings that may have contributed to death</w:t>
+      </w:r>
+      <w:r>
+        <w:rPr>
+          <w:color w:val="000000" w:themeColor="text1"/>
+          <w:sz w:val="22"/>
+          <w:szCs w:val="22"/>
+          <w:lang w:val="en-CA"/>
+        </w:rPr>
+        <w:t xml:space="preserve"> (</w:t>
+      </w:r>
+      <w:r>
+        <w:rPr>
+          <w:color w:val="000000" w:themeColor="text1"/>
+          <w:sz w:val="22"/>
+          <w:szCs w:val="22"/>
+          <w:lang w:val="en-CA"/>
+        </w:rPr>
+        <w:t>SF</w:t>
+      </w:r>
+      <w:r>
+        <w:rPr>
+          <w:color w:val="000000" w:themeColor="text1"/>
+          <w:sz w:val="22"/>
+          <w:szCs w:val="22"/>
+          <w:lang w:val="en-CA"/>
+        </w:rPr>
+        <w:t>) w</w:t>
+      </w:r>
+      <w:r>
+        <w:rPr>
+          <w:color w:val="000000" w:themeColor="text1"/>
+          <w:sz w:val="22"/>
+          <w:szCs w:val="22"/>
+          <w:lang w:val="en-CA"/>
+        </w:rPr>
+        <w:t>ere</w:t>
+      </w:r>
+      <w:r>
+        <w:rPr>
+          <w:color w:val="000000" w:themeColor="text1"/>
+          <w:sz w:val="22"/>
+          <w:szCs w:val="22"/>
+          <w:lang w:val="en-CA"/>
+        </w:rPr>
+        <w:t xml:space="preserve"> </w:t>
+      </w:r>
+      <w:r>
+        <w:rPr>
+          <w:color w:val="000000" w:themeColor="text1"/>
+          <w:sz w:val="22"/>
+          <w:szCs w:val="22"/>
+          <w:lang w:val="en-CA"/>
+        </w:rPr>
+        <w:t>categorized</w:t>
+      </w:r>
+      <w:r>
+        <w:rPr>
+          <w:color w:val="000000" w:themeColor="text1"/>
+          <w:sz w:val="22"/>
+          <w:szCs w:val="22"/>
+          <w:lang w:val="en-CA"/>
+        </w:rPr>
+        <w:t xml:space="preserve"> as: Trauma (n= 10), when signs of a blunt or traumatic impacts were present on the carcass, including collision with vessels; Nutritional stress (n= 12), when the animal was found severely emaciated; Entanglement (n= 2), when found entangled in fishing line (one of the animals was a live stranding); Predation (n= 3), when the animal showed signs of attacks from killer whales (e.g., rake marks, bite makes) or was known </w:t>
+      </w:r>
       <w:commentRangeStart w:id="12"/>
       <w:r>
         <w:rPr>
           <w:color w:val="000000" w:themeColor="text1"/>
           <w:sz w:val="22"/>
           <w:szCs w:val="22"/>
-        </w:rPr>
-        <w:t>Age class was not assigned to two individuals</w:t>
-      </w:r>
-      <w:r>
-        <w:rPr>
-          <w:color w:val="000000" w:themeColor="text1"/>
-          <w:sz w:val="22"/>
-          <w:szCs w:val="22"/>
-        </w:rPr>
-        <w:t>, for which measurements were not taken</w:t>
-      </w:r>
-      <w:r>
-        <w:rPr>
-          <w:color w:val="000000" w:themeColor="text1"/>
-          <w:sz w:val="22"/>
-          <w:szCs w:val="22"/>
-        </w:rPr>
-        <w:t xml:space="preserve">. </w:t>
-      </w:r>
-      <w:commentRangeEnd w:id="11"/>
+          <w:lang w:val="en-CA"/>
+        </w:rPr>
+        <w:t xml:space="preserve">to have been </w:t>
+      </w:r>
+      <w:commentRangeEnd w:id="12"/>
       <w:r>
         <w:rPr>
           <w:rStyle w:val="CommentReference"/>
@@ -3652,129 +3743,7 @@
           <w:szCs w:val="22"/>
           <w:lang w:val="en-CA"/>
         </w:rPr>
-        <w:commentReference w:id="11"/>
-      </w:r>
-      <w:commentRangeEnd w:id="12"/>
-      <w:r>
-        <w:rPr>
-          <w:rStyle w:val="CommentReference"/>
-          <w:color w:val="000000" w:themeColor="text1"/>
-          <w:sz w:val="22"/>
-          <w:szCs w:val="22"/>
-          <w:lang w:val="en-CA"/>
-        </w:rPr>
         <w:commentReference w:id="12"/>
-      </w:r>
-      <w:r>
-        <w:rPr>
-          <w:color w:val="000000" w:themeColor="text1"/>
-          <w:sz w:val="22"/>
-          <w:szCs w:val="22"/>
-          <w:lang w:val="en-CA"/>
-        </w:rPr>
-        <w:t xml:space="preserve">An initial report was assigned to each animal for body condition, that were categorized to one out of 4 categories ranging from Excellent to Good to Fair, to Poor; however, due to limited sample size the categories of Excellent and Good were combined and hereinafter referred to as Good. Similarly, carcass condition was rated on a scale of 2 to 4, with 0.5 increments, where 2 indicated a fresh carcass, 3 was a carcass with moderate decomposition, and 4 was a highly decomposed carcass. </w:t>
-      </w:r>
-      <w:r>
-        <w:rPr>
-          <w:color w:val="000000" w:themeColor="text1"/>
-          <w:sz w:val="22"/>
-          <w:szCs w:val="22"/>
-          <w:lang w:val="en-CA"/>
-        </w:rPr>
-        <w:t>Significant</w:t>
-      </w:r>
-      <w:r>
-        <w:rPr>
-          <w:color w:val="000000" w:themeColor="text1"/>
-          <w:sz w:val="22"/>
-          <w:szCs w:val="22"/>
-          <w:lang w:val="en-CA"/>
-        </w:rPr>
-        <w:t xml:space="preserve"> findings that may have contributed to death</w:t>
-      </w:r>
-      <w:r>
-        <w:rPr>
-          <w:color w:val="000000" w:themeColor="text1"/>
-          <w:sz w:val="22"/>
-          <w:szCs w:val="22"/>
-          <w:lang w:val="en-CA"/>
-        </w:rPr>
-        <w:t xml:space="preserve"> (</w:t>
-      </w:r>
-      <w:r>
-        <w:rPr>
-          <w:color w:val="000000" w:themeColor="text1"/>
-          <w:sz w:val="22"/>
-          <w:szCs w:val="22"/>
-          <w:lang w:val="en-CA"/>
-        </w:rPr>
-        <w:t>SF</w:t>
-      </w:r>
-      <w:r>
-        <w:rPr>
-          <w:color w:val="000000" w:themeColor="text1"/>
-          <w:sz w:val="22"/>
-          <w:szCs w:val="22"/>
-          <w:lang w:val="en-CA"/>
-        </w:rPr>
-        <w:t>) w</w:t>
-      </w:r>
-      <w:r>
-        <w:rPr>
-          <w:color w:val="000000" w:themeColor="text1"/>
-          <w:sz w:val="22"/>
-          <w:szCs w:val="22"/>
-          <w:lang w:val="en-CA"/>
-        </w:rPr>
-        <w:t>ere</w:t>
-      </w:r>
-      <w:r>
-        <w:rPr>
-          <w:color w:val="000000" w:themeColor="text1"/>
-          <w:sz w:val="22"/>
-          <w:szCs w:val="22"/>
-          <w:lang w:val="en-CA"/>
-        </w:rPr>
-        <w:t xml:space="preserve"> </w:t>
-      </w:r>
-      <w:r>
-        <w:rPr>
-          <w:color w:val="000000" w:themeColor="text1"/>
-          <w:sz w:val="22"/>
-          <w:szCs w:val="22"/>
-          <w:lang w:val="en-CA"/>
-        </w:rPr>
-        <w:t>categorized</w:t>
-      </w:r>
-      <w:r>
-        <w:rPr>
-          <w:color w:val="000000" w:themeColor="text1"/>
-          <w:sz w:val="22"/>
-          <w:szCs w:val="22"/>
-          <w:lang w:val="en-CA"/>
-        </w:rPr>
-        <w:t xml:space="preserve"> as: Trauma (n= 10), when signs of a blunt or traumatic impacts were present on the carcass, including collision with vessels; Nutritional stress (n= 12), when the animal was found severely emaciated; Entanglement (n= 2), when found entangled in fishing line (one of the animals was a live stranding); Predation (n= 3), when the animal showed signs of attacks from killer whales (e.g., rake marks, bite makes) or was known </w:t>
-      </w:r>
-      <w:commentRangeStart w:id="13"/>
-      <w:r>
-        <w:rPr>
-          <w:color w:val="000000" w:themeColor="text1"/>
-          <w:sz w:val="22"/>
-          <w:szCs w:val="22"/>
-          <w:lang w:val="en-CA"/>
-        </w:rPr>
-        <w:t xml:space="preserve">to have been </w:t>
-      </w:r>
-      <w:commentRangeEnd w:id="13"/>
-      <w:r>
-        <w:rPr>
-          <w:rStyle w:val="CommentReference"/>
-          <w:color w:val="000000" w:themeColor="text1"/>
-          <w:sz w:val="22"/>
-          <w:szCs w:val="22"/>
-          <w:lang w:val="en-CA"/>
-        </w:rPr>
-        <w:commentReference w:id="13"/>
       </w:r>
       <w:r>
         <w:rPr>
@@ -3873,7 +3842,7 @@
         </w:rPr>
         <w:t xml:space="preserve">Full blubber depth samples were collected and subsampled at their storage at three MMHSRP locations and transferred to the University of Alaska Fairbanks facility in Juneau AK, where they were stored at -80°C until further processing. Blubber depth ranged between 6 to 12 cm. Each sample was subsampled along three depth categories: “Surface” from skin to 2 cm depth, “medium” from 3 to 6 cm, and “bottom” from &gt; 6 cm blubber depth. The mass of subsamples ranged between </w:t>
       </w:r>
-      <w:commentRangeStart w:id="14"/>
+      <w:commentRangeStart w:id="13"/>
       <w:r>
         <w:rPr>
           <w:color w:val="000000" w:themeColor="text1"/>
@@ -3883,7 +3852,7 @@
         </w:rPr>
         <w:t>0.10 and 1.27 g (mean ± standard deviation= 0.23 ± 0.18</w:t>
       </w:r>
-      <w:commentRangeEnd w:id="14"/>
+      <w:commentRangeEnd w:id="13"/>
       <w:r>
         <w:rPr>
           <w:rStyle w:val="CommentReference"/>
@@ -3892,7 +3861,7 @@
           <w:szCs w:val="22"/>
           <w:lang w:val="en-CA"/>
         </w:rPr>
-        <w:commentReference w:id="14"/>
+        <w:commentReference w:id="13"/>
       </w:r>
       <w:r>
         <w:rPr>
@@ -4043,7 +4012,7 @@
         </w:rPr>
         <w:t xml:space="preserve"> Analytical validation (parallelism and accuracy test) and biological validations for cortisol and corticosterone are reported in Melica et al. (2022). For each sample, hormones measurements (in pg/ml) were corrected for dilution factor and extracted blubber mass, and expressed as ng/g.  </w:t>
       </w:r>
-      <w:commentRangeStart w:id="15"/>
+      <w:commentRangeStart w:id="14"/>
       <w:r>
         <w:rPr>
           <w:color w:val="000000" w:themeColor="text1"/>
@@ -4053,7 +4022,7 @@
         </w:rPr>
         <w:t>The intra-assay coefficient of variation (CV) was &lt;10%, for all hormones. If any sample had a CV &gt;10%, it was re-diluted accordingly and re-assayed. Inter-assay validation was determined using two internal controls for each hormone. For the corticosterone assay, the CVs (%) of the internal controls used were 16.9% and 10.9%; for cortisol, 12.2% and 15.6%; for aldosterone, 11.5% and 11.2%</w:t>
       </w:r>
-      <w:commentRangeEnd w:id="15"/>
+      <w:commentRangeEnd w:id="14"/>
       <w:r>
         <w:rPr>
           <w:rStyle w:val="CommentReference"/>
@@ -4062,7 +4031,7 @@
           <w:szCs w:val="22"/>
           <w:lang w:val="en-CA"/>
         </w:rPr>
-        <w:commentReference w:id="15"/>
+        <w:commentReference w:id="14"/>
       </w:r>
       <w:r>
         <w:rPr>
@@ -4272,8 +4241,8 @@
           <w:lang w:val="en-CA"/>
         </w:rPr>
       </w:pPr>
+      <w:commentRangeStart w:id="15"/>
       <w:commentRangeStart w:id="16"/>
-      <w:commentRangeStart w:id="17"/>
       <w:r>
         <w:rPr>
           <w:color w:val="000000" w:themeColor="text1"/>
@@ -4284,6 +4253,18 @@
         </w:rPr>
         <w:t>Statistical Analysis</w:t>
       </w:r>
+      <w:commentRangeEnd w:id="15"/>
+      <w:r>
+        <w:rPr>
+          <w:rStyle w:val="CommentReference"/>
+          <w:color w:val="000000" w:themeColor="text1"/>
+          <w:sz w:val="22"/>
+          <w:szCs w:val="22"/>
+          <w:u w:val="single"/>
+          <w:lang w:val="en-CA"/>
+        </w:rPr>
+        <w:commentReference w:id="15"/>
+      </w:r>
       <w:commentRangeEnd w:id="16"/>
       <w:r>
         <w:rPr>
@@ -4295,18 +4276,6 @@
           <w:lang w:val="en-CA"/>
         </w:rPr>
         <w:commentReference w:id="16"/>
-      </w:r>
-      <w:commentRangeEnd w:id="17"/>
-      <w:r>
-        <w:rPr>
-          <w:rStyle w:val="CommentReference"/>
-          <w:color w:val="000000" w:themeColor="text1"/>
-          <w:sz w:val="22"/>
-          <w:szCs w:val="22"/>
-          <w:u w:val="single"/>
-          <w:lang w:val="en-CA"/>
-        </w:rPr>
-        <w:commentReference w:id="17"/>
       </w:r>
     </w:p>
     <w:p>
@@ -5216,7 +5185,7 @@
         </w:rPr>
         <w:t xml:space="preserve"> for the accuracy check the standard mass recovered </w:t>
       </w:r>
-      <w:commentRangeStart w:id="18"/>
+      <w:commentRangeStart w:id="17"/>
       <w:r>
         <w:rPr>
           <w:color w:val="000000" w:themeColor="text1"/>
@@ -5226,7 +5195,7 @@
         </w:rPr>
         <w:t>showed linear relationships</w:t>
       </w:r>
-      <w:commentRangeEnd w:id="18"/>
+      <w:commentRangeEnd w:id="17"/>
       <w:r>
         <w:rPr>
           <w:rStyle w:val="CommentReference"/>
@@ -5235,7 +5204,7 @@
           <w:szCs w:val="22"/>
           <w:lang w:val="en-CA"/>
         </w:rPr>
-        <w:commentReference w:id="18"/>
+        <w:commentReference w:id="17"/>
       </w:r>
       <w:r>
         <w:rPr>
@@ -5673,7 +5642,7 @@
         </w:rPr>
         <w:t xml:space="preserve">The post-hoc test showed the </w:t>
       </w:r>
-      <w:commentRangeStart w:id="19"/>
+      <w:commentRangeStart w:id="18"/>
       <w:r>
         <w:rPr>
           <w:color w:val="000000" w:themeColor="text1"/>
@@ -5689,14 +5658,14 @@
         </w:rPr>
         <w:t xml:space="preserve">individuals </w:t>
       </w:r>
-      <w:commentRangeEnd w:id="19"/>
+      <w:commentRangeEnd w:id="18"/>
       <w:r>
         <w:rPr>
           <w:rStyle w:val="CommentReference"/>
           <w:sz w:val="22"/>
           <w:szCs w:val="22"/>
         </w:rPr>
-        <w:commentReference w:id="19"/>
+        <w:commentReference w:id="18"/>
       </w:r>
       <w:r>
         <w:rPr>
@@ -5976,7 +5945,7 @@
         </w:rPr>
         <w:t xml:space="preserve">the post-hoc test showed the EMM of </w:t>
       </w:r>
-      <w:commentRangeStart w:id="20"/>
+      <w:commentRangeStart w:id="19"/>
       <w:r>
         <w:rPr>
           <w:color w:val="000000" w:themeColor="text1"/>
@@ -6035,14 +6004,14 @@
         </w:rPr>
         <w:t xml:space="preserve"> </w:t>
       </w:r>
-      <w:commentRangeEnd w:id="20"/>
+      <w:commentRangeEnd w:id="19"/>
       <w:r>
         <w:rPr>
           <w:rStyle w:val="CommentReference"/>
           <w:sz w:val="22"/>
           <w:szCs w:val="22"/>
         </w:rPr>
-        <w:commentReference w:id="20"/>
+        <w:commentReference w:id="19"/>
       </w:r>
       <w:r>
         <w:rPr>
@@ -6724,7 +6693,7 @@
           <w:lang w:val="en-CA"/>
         </w:rPr>
       </w:pPr>
-      <w:commentRangeStart w:id="21"/>
+      <w:commentRangeStart w:id="20"/>
       <w:r>
         <w:rPr>
           <w:color w:val="000000" w:themeColor="text1"/>
@@ -6735,7 +6704,7 @@
         </w:rPr>
         <w:t xml:space="preserve">Analysis of hormone concentrations in relation to </w:t>
       </w:r>
-      <w:commentRangeEnd w:id="21"/>
+      <w:commentRangeEnd w:id="20"/>
       <w:r>
         <w:rPr>
           <w:rStyle w:val="CommentReference"/>
@@ -6745,7 +6714,7 @@
           <w:u w:val="single"/>
           <w:lang w:val="en-CA"/>
         </w:rPr>
-        <w:commentReference w:id="21"/>
+        <w:commentReference w:id="20"/>
       </w:r>
       <w:r>
         <w:rPr>
@@ -7785,7 +7754,7 @@
           <w:szCs w:val="22"/>
           <w:lang w:val="en-CA"/>
         </w:rPr>
-        <w:pPrChange w:id="22" w:author="Valentina Melica" w:date="2025-05-27T20:41:00Z" w16du:dateUtc="2025-05-28T03:41:00Z">
+        <w:pPrChange w:id="21" w:author="Valentina Melica" w:date="2025-05-27T20:41:00Z" w16du:dateUtc="2025-05-28T03:41:00Z">
           <w:pPr>
             <w:spacing w:line="276" w:lineRule="auto"/>
             <w:ind w:firstLine="720"/>
@@ -7829,7 +7798,7 @@
           <w:lang w:val="en-CA"/>
         </w:rPr>
       </w:pPr>
-      <w:commentRangeStart w:id="23"/>
+      <w:commentRangeStart w:id="22"/>
       <w:r>
         <w:rPr>
           <w:b/>
@@ -7843,7 +7812,7 @@
         </w:rPr>
         <w:t>Analysis of hormone concentrations and lipid content across blubber depth (TABLE 3 and 4 and Fig. 5)</w:t>
       </w:r>
-      <w:commentRangeEnd w:id="23"/>
+      <w:commentRangeEnd w:id="22"/>
       <w:r>
         <w:rPr>
           <w:rStyle w:val="CommentReference"/>
@@ -7856,7 +7825,7 @@
           <w:szCs w:val="22"/>
           <w:lang w:val="en-CA"/>
         </w:rPr>
-        <w:commentReference w:id="23"/>
+        <w:commentReference w:id="22"/>
       </w:r>
     </w:p>
     <w:p>
@@ -8056,7 +8025,7 @@
           <w:lang w:val="en-CA"/>
         </w:rPr>
       </w:pPr>
-      <w:commentRangeStart w:id="24"/>
+      <w:commentRangeStart w:id="23"/>
       <w:r>
         <w:rPr>
           <w:i/>
@@ -8068,7 +8037,7 @@
         </w:rPr>
         <w:t>Analysis of hormone concentrations in relation to cause of death</w:t>
       </w:r>
-      <w:commentRangeEnd w:id="24"/>
+      <w:commentRangeEnd w:id="23"/>
       <w:r>
         <w:rPr>
           <w:rStyle w:val="CommentReference"/>
@@ -8079,7 +8048,7 @@
           <w:szCs w:val="22"/>
           <w:lang w:val="en-CA"/>
         </w:rPr>
-        <w:commentReference w:id="24"/>
+        <w:commentReference w:id="23"/>
       </w:r>
     </w:p>
     <w:p>
@@ -8111,7 +8080,7 @@
           <w:lang w:val="en-CA"/>
         </w:rPr>
       </w:pPr>
-      <w:commentRangeStart w:id="25"/>
+      <w:commentRangeStart w:id="24"/>
       <w:r>
         <w:rPr>
           <w:b/>
@@ -8177,7 +8146,7 @@
         </w:rPr>
         <w:t>)</w:t>
       </w:r>
-      <w:commentRangeEnd w:id="25"/>
+      <w:commentRangeEnd w:id="24"/>
       <w:r>
         <w:rPr>
           <w:rStyle w:val="CommentReference"/>
@@ -8190,7 +8159,7 @@
           <w:szCs w:val="22"/>
           <w:lang w:val="en-CA"/>
         </w:rPr>
-        <w:commentReference w:id="25"/>
+        <w:commentReference w:id="24"/>
       </w:r>
     </w:p>
     <w:p>
@@ -8222,7 +8191,7 @@
         <w:spacing w:line="360" w:lineRule="auto"/>
         <w:ind w:firstLine="288"/>
         <w:rPr>
-          <w:ins w:id="26" w:author="Microsoft Office User" w:date="2025-04-21T16:55:00Z"/>
+          <w:ins w:id="25" w:author="Microsoft Office User" w:date="2025-04-21T16:55:00Z"/>
           <w:color w:val="000000" w:themeColor="text1"/>
           <w:sz w:val="22"/>
           <w:szCs w:val="22"/>
@@ -8241,7 +8210,7 @@
           <w:szCs w:val="22"/>
         </w:rPr>
       </w:pPr>
-      <w:ins w:id="27" w:author="Microsoft Office User" w:date="2025-04-21T16:55:00Z">
+      <w:ins w:id="26" w:author="Microsoft Office User" w:date="2025-04-21T16:55:00Z">
         <w:r>
           <w:rPr>
             <w:b/>
@@ -8249,7 +8218,7 @@
             <w:color w:val="000000" w:themeColor="text1"/>
             <w:sz w:val="22"/>
             <w:szCs w:val="22"/>
-            <w:rPrChange w:id="28" w:author="Microsoft Office User" w:date="2025-04-21T16:55:00Z">
+            <w:rPrChange w:id="27" w:author="Microsoft Office User" w:date="2025-04-21T16:55:00Z">
               <w:rPr/>
             </w:rPrChange>
           </w:rPr>
@@ -8432,15 +8401,15 @@
         <w:spacing w:line="360" w:lineRule="auto"/>
         <w:ind w:firstLine="288"/>
         <w:rPr>
-          <w:ins w:id="29" w:author="Microsoft Office User" w:date="2025-04-21T16:52:00Z"/>
+          <w:ins w:id="28" w:author="Microsoft Office User" w:date="2025-04-21T16:52:00Z"/>
           <w:b/>
           <w:bCs/>
           <w:color w:val="000000" w:themeColor="text1"/>
           <w:sz w:val="22"/>
           <w:szCs w:val="22"/>
-          <w:rPrChange w:id="30" w:author="Microsoft Office User" w:date="2025-04-21T16:55:00Z">
-            <w:rPr>
-              <w:ins w:id="31" w:author="Microsoft Office User" w:date="2025-04-21T16:52:00Z"/>
+          <w:rPrChange w:id="29" w:author="Microsoft Office User" w:date="2025-04-21T16:55:00Z">
+            <w:rPr>
+              <w:ins w:id="30" w:author="Microsoft Office User" w:date="2025-04-21T16:52:00Z"/>
             </w:rPr>
           </w:rPrChange>
         </w:rPr>
@@ -8469,7 +8438,7 @@
           <w:lang w:val="en-CA"/>
         </w:rPr>
       </w:pPr>
-      <w:commentRangeStart w:id="32"/>
+      <w:commentRangeStart w:id="31"/>
       <w:r>
         <w:rPr>
           <w:color w:val="000000" w:themeColor="text1"/>
@@ -8479,7 +8448,7 @@
         </w:rPr>
         <w:t xml:space="preserve">Furthermore, given their foraging habit, gray whales </w:t>
       </w:r>
-      <w:del w:id="33" w:author="Microsoft Office User" w:date="2025-04-21T17:17:00Z">
+      <w:del w:id="32" w:author="Microsoft Office User" w:date="2025-04-21T17:17:00Z">
         <w:r>
           <w:rPr>
             <w:color w:val="000000" w:themeColor="text1"/>
@@ -8490,7 +8459,7 @@
           <w:delText>are likely to</w:delText>
         </w:r>
       </w:del>
-      <w:ins w:id="34" w:author="Microsoft Office User" w:date="2025-04-21T17:17:00Z">
+      <w:ins w:id="33" w:author="Microsoft Office User" w:date="2025-04-21T17:17:00Z">
         <w:r>
           <w:rPr>
             <w:color w:val="000000" w:themeColor="text1"/>
@@ -8510,7 +8479,7 @@
         </w:rPr>
         <w:t xml:space="preserve"> ingest and accumulate chemical contaminants</w:t>
       </w:r>
-      <w:ins w:id="35" w:author="Microsoft Office User" w:date="2025-04-21T17:17:00Z">
+      <w:ins w:id="34" w:author="Microsoft Office User" w:date="2025-04-21T17:17:00Z">
         <w:r>
           <w:rPr>
             <w:color w:val="000000" w:themeColor="text1"/>
@@ -8521,7 +8490,7 @@
           <w:t xml:space="preserve"> or biotoxins</w:t>
         </w:r>
       </w:ins>
-      <w:ins w:id="36" w:author="Microsoft Office User" w:date="2025-04-21T17:13:00Z">
+      <w:ins w:id="35" w:author="Microsoft Office User" w:date="2025-04-21T17:13:00Z">
         <w:r>
           <w:rPr>
             <w:color w:val="000000" w:themeColor="text1"/>
@@ -8532,7 +8501,7 @@
           <w:t>,</w:t>
         </w:r>
       </w:ins>
-      <w:del w:id="37" w:author="Microsoft Office User" w:date="2025-04-21T17:13:00Z">
+      <w:del w:id="36" w:author="Microsoft Office User" w:date="2025-04-21T17:13:00Z">
         <w:r>
           <w:rPr>
             <w:color w:val="000000" w:themeColor="text1"/>
@@ -8582,7 +8551,7 @@
           </w:r>
         </w:sdtContent>
       </w:sdt>
-      <w:ins w:id="38" w:author="Microsoft Office User" w:date="2025-04-21T17:13:00Z">
+      <w:ins w:id="37" w:author="Microsoft Office User" w:date="2025-04-21T17:13:00Z">
         <w:r>
           <w:rPr>
             <w:color w:val="000000" w:themeColor="text1"/>
@@ -8593,7 +8562,7 @@
           <w:t>.</w:t>
         </w:r>
       </w:ins>
-      <w:del w:id="39" w:author="Microsoft Office User" w:date="2025-04-21T17:13:00Z">
+      <w:del w:id="38" w:author="Microsoft Office User" w:date="2025-04-21T17:13:00Z">
         <w:r>
           <w:rPr>
             <w:color w:val="000000" w:themeColor="text1"/>
@@ -8613,8 +8582,8 @@
         </w:rPr>
         <w:t xml:space="preserve"> </w:t>
       </w:r>
-      <w:commentRangeStart w:id="40"/>
-      <w:ins w:id="41" w:author="Microsoft Office User" w:date="2025-04-21T17:13:00Z">
+      <w:commentRangeStart w:id="39"/>
+      <w:ins w:id="40" w:author="Microsoft Office User" w:date="2025-04-21T17:13:00Z">
         <w:r>
           <w:rPr>
             <w:color w:val="000000" w:themeColor="text1"/>
@@ -8625,7 +8594,7 @@
           <w:t>Nonethel</w:t>
         </w:r>
       </w:ins>
-      <w:ins w:id="42" w:author="Microsoft Office User" w:date="2025-04-21T17:14:00Z">
+      <w:ins w:id="41" w:author="Microsoft Office User" w:date="2025-04-21T17:14:00Z">
         <w:r>
           <w:rPr>
             <w:color w:val="000000" w:themeColor="text1"/>
@@ -8636,7 +8605,7 @@
           <w:t>ess,</w:t>
         </w:r>
       </w:ins>
-      <w:del w:id="43" w:author="Microsoft Office User" w:date="2025-04-21T17:13:00Z">
+      <w:del w:id="42" w:author="Microsoft Office User" w:date="2025-04-21T17:13:00Z">
         <w:r>
           <w:rPr>
             <w:color w:val="000000" w:themeColor="text1"/>
@@ -8656,7 +8625,7 @@
         </w:rPr>
         <w:t xml:space="preserve"> low quantities organic contaminants may act as endocrine-disrupting chemicals, </w:t>
       </w:r>
-      <w:ins w:id="44" w:author="Microsoft Office User" w:date="2025-04-21T17:14:00Z">
+      <w:ins w:id="43" w:author="Microsoft Office User" w:date="2025-04-21T17:14:00Z">
         <w:r>
           <w:rPr>
             <w:color w:val="000000" w:themeColor="text1"/>
@@ -8676,7 +8645,7 @@
         </w:rPr>
         <w:t>ex</w:t>
       </w:r>
-      <w:ins w:id="45" w:author="Microsoft Office User" w:date="2025-04-21T17:14:00Z">
+      <w:ins w:id="44" w:author="Microsoft Office User" w:date="2025-04-21T17:14:00Z">
         <w:r>
           <w:rPr>
             <w:color w:val="000000" w:themeColor="text1"/>
@@ -8687,7 +8656,7 @@
           <w:t>ogenous</w:t>
         </w:r>
       </w:ins>
-      <w:del w:id="46" w:author="Microsoft Office User" w:date="2025-04-21T17:14:00Z">
+      <w:del w:id="45" w:author="Microsoft Office User" w:date="2025-04-21T17:14:00Z">
         <w:r>
           <w:rPr>
             <w:color w:val="000000" w:themeColor="text1"/>
@@ -8707,7 +8676,7 @@
         </w:rPr>
         <w:t xml:space="preserve"> compounds</w:t>
       </w:r>
-      <w:del w:id="47" w:author="Microsoft Office User" w:date="2025-04-21T17:14:00Z">
+      <w:del w:id="46" w:author="Microsoft Office User" w:date="2025-04-21T17:14:00Z">
         <w:r>
           <w:rPr>
             <w:color w:val="000000" w:themeColor="text1"/>
@@ -8768,7 +8737,7 @@
         </w:rPr>
         <w:t xml:space="preserve">. Long-term effects of endocrine disrupting chemicals </w:t>
       </w:r>
-      <w:ins w:id="48" w:author="Microsoft Office User" w:date="2025-04-21T17:19:00Z">
+      <w:ins w:id="47" w:author="Microsoft Office User" w:date="2025-04-21T17:19:00Z">
         <w:r>
           <w:rPr>
             <w:color w:val="000000" w:themeColor="text1"/>
@@ -8788,7 +8757,7 @@
         </w:rPr>
         <w:t>include reproductive failure, poor body condition</w:t>
       </w:r>
-      <w:del w:id="49" w:author="Microsoft Office User" w:date="2025-04-21T17:18:00Z">
+      <w:del w:id="48" w:author="Microsoft Office User" w:date="2025-04-21T17:18:00Z">
         <w:r>
           <w:rPr>
             <w:color w:val="000000" w:themeColor="text1"/>
@@ -8842,7 +8811,7 @@
         </w:rPr>
         <w:t xml:space="preserve">. </w:t>
       </w:r>
-      <w:commentRangeEnd w:id="40"/>
+      <w:commentRangeEnd w:id="39"/>
       <w:r>
         <w:rPr>
           <w:rStyle w:val="CommentReference"/>
@@ -8851,7 +8820,7 @@
           <w:szCs w:val="22"/>
           <w:lang w:val="en-CA"/>
         </w:rPr>
-        <w:commentReference w:id="40"/>
+        <w:commentReference w:id="39"/>
       </w:r>
       <w:r>
         <w:rPr>
@@ -8862,7 +8831,7 @@
         </w:rPr>
         <w:t xml:space="preserve"> </w:t>
       </w:r>
-      <w:del w:id="50" w:author="Microsoft Office User" w:date="2025-04-21T17:18:00Z">
+      <w:del w:id="49" w:author="Microsoft Office User" w:date="2025-04-21T17:18:00Z">
         <w:r>
           <w:rPr>
             <w:color w:val="000000" w:themeColor="text1"/>
@@ -8873,7 +8842,7 @@
           <w:delText xml:space="preserve">In 1999 – 2000, the ENP population of gray whales experienced an Unusual Mortality Event with more than 600 carcasses reported, with starvation as a contributing factor to mortality </w:delText>
         </w:r>
       </w:del>
-      <w:customXmlDelRangeStart w:id="51" w:author="Microsoft Office User" w:date="2025-04-21T17:18:00Z"/>
+      <w:customXmlDelRangeStart w:id="50" w:author="Microsoft Office User" w:date="2025-04-21T17:18:00Z"/>
       <w:sdt>
         <w:sdtPr>
           <w:rPr>
@@ -8889,8 +8858,8 @@
           </w:placeholder>
         </w:sdtPr>
         <w:sdtContent>
-          <w:customXmlDelRangeEnd w:id="51"/>
-          <w:del w:id="52" w:author="Microsoft Office User" w:date="2025-04-21T17:18:00Z">
+          <w:customXmlDelRangeEnd w:id="50"/>
+          <w:del w:id="51" w:author="Microsoft Office User" w:date="2025-04-21T17:18:00Z">
             <w:r>
               <w:rPr>
                 <w:color w:val="000000" w:themeColor="text1"/>
@@ -8901,11 +8870,11 @@
               <w:delText>(Gulland et al., 2005)</w:delText>
             </w:r>
           </w:del>
-          <w:customXmlDelRangeStart w:id="53" w:author="Microsoft Office User" w:date="2025-04-21T17:18:00Z"/>
+          <w:customXmlDelRangeStart w:id="52" w:author="Microsoft Office User" w:date="2025-04-21T17:18:00Z"/>
         </w:sdtContent>
       </w:sdt>
-      <w:customXmlDelRangeEnd w:id="53"/>
-      <w:del w:id="54" w:author="Microsoft Office User" w:date="2025-04-21T17:18:00Z">
+      <w:customXmlDelRangeEnd w:id="52"/>
+      <w:del w:id="53" w:author="Microsoft Office User" w:date="2025-04-21T17:18:00Z">
         <w:r>
           <w:rPr>
             <w:color w:val="000000" w:themeColor="text1"/>
@@ -8916,7 +8885,7 @@
           <w:delText xml:space="preserve">. In 2019, more than 200 animals were found stranded across Mexico, United States and Canada and NOAA </w:delText>
         </w:r>
       </w:del>
-      <w:del w:id="55" w:author="Microsoft Office User" w:date="2025-04-21T17:16:00Z">
+      <w:del w:id="54" w:author="Microsoft Office User" w:date="2025-04-21T17:16:00Z">
         <w:r>
           <w:rPr>
             <w:color w:val="000000" w:themeColor="text1"/>
@@ -8927,7 +8896,7 @@
           <w:delText xml:space="preserve">has </w:delText>
         </w:r>
       </w:del>
-      <w:del w:id="56" w:author="Microsoft Office User" w:date="2025-04-21T17:18:00Z">
+      <w:del w:id="55" w:author="Microsoft Office User" w:date="2025-04-21T17:18:00Z">
         <w:r>
           <w:rPr>
             <w:color w:val="000000" w:themeColor="text1"/>
@@ -8938,7 +8907,7 @@
           <w:delText xml:space="preserve">issued a second UME </w:delText>
         </w:r>
       </w:del>
-      <w:customXmlDelRangeStart w:id="57" w:author="Microsoft Office User" w:date="2025-04-21T17:18:00Z"/>
+      <w:customXmlDelRangeStart w:id="56" w:author="Microsoft Office User" w:date="2025-04-21T17:18:00Z"/>
       <w:sdt>
         <w:sdtPr>
           <w:rPr>
@@ -8954,8 +8923,8 @@
           </w:placeholder>
         </w:sdtPr>
         <w:sdtContent>
-          <w:customXmlDelRangeEnd w:id="57"/>
-          <w:del w:id="58" w:author="Microsoft Office User" w:date="2025-04-21T17:18:00Z">
+          <w:customXmlDelRangeEnd w:id="56"/>
+          <w:del w:id="57" w:author="Microsoft Office User" w:date="2025-04-21T17:18:00Z">
             <w:r>
               <w:rPr>
                 <w:color w:val="000000" w:themeColor="text1"/>
@@ -8966,11 +8935,11 @@
               <w:delText>(NOAA, 2020)</w:delText>
             </w:r>
           </w:del>
-          <w:customXmlDelRangeStart w:id="59" w:author="Microsoft Office User" w:date="2025-04-21T17:18:00Z"/>
+          <w:customXmlDelRangeStart w:id="58" w:author="Microsoft Office User" w:date="2025-04-21T17:18:00Z"/>
         </w:sdtContent>
       </w:sdt>
-      <w:customXmlDelRangeEnd w:id="59"/>
-      <w:del w:id="60" w:author="Microsoft Office User" w:date="2025-04-21T17:18:00Z">
+      <w:customXmlDelRangeEnd w:id="58"/>
+      <w:del w:id="59" w:author="Microsoft Office User" w:date="2025-04-21T17:18:00Z">
         <w:r>
           <w:rPr>
             <w:color w:val="000000" w:themeColor="text1"/>
@@ -8981,7 +8950,7 @@
           <w:delText>. While no common cause of death has been identified, many carcasses were in poor body condition</w:delText>
         </w:r>
       </w:del>
-      <w:del w:id="61" w:author="Microsoft Office User" w:date="2025-04-21T17:16:00Z">
+      <w:del w:id="60" w:author="Microsoft Office User" w:date="2025-04-21T17:16:00Z">
         <w:r>
           <w:rPr>
             <w:color w:val="000000" w:themeColor="text1"/>
@@ -8992,7 +8961,7 @@
           <w:delText>s</w:delText>
         </w:r>
       </w:del>
-      <w:del w:id="62" w:author="Microsoft Office User" w:date="2025-04-21T17:18:00Z">
+      <w:del w:id="61" w:author="Microsoft Office User" w:date="2025-04-21T17:18:00Z">
         <w:r>
           <w:rPr>
             <w:color w:val="000000" w:themeColor="text1"/>
@@ -9003,7 +8972,7 @@
           <w:delText xml:space="preserve">. </w:delText>
         </w:r>
       </w:del>
-      <w:commentRangeEnd w:id="32"/>
+      <w:commentRangeEnd w:id="31"/>
       <w:r>
         <w:rPr>
           <w:rStyle w:val="CommentReference"/>
@@ -9012,7 +8981,7 @@
           <w:szCs w:val="22"/>
           <w:lang w:val="en-CA"/>
         </w:rPr>
-        <w:commentReference w:id="32"/>
+        <w:commentReference w:id="31"/>
       </w:r>
     </w:p>
     <w:p>
@@ -9049,7 +9018,7 @@
           <w:lang w:val="en-CA"/>
         </w:rPr>
       </w:pPr>
-      <w:commentRangeStart w:id="63"/>
+      <w:commentRangeStart w:id="62"/>
       <w:r>
         <w:rPr>
           <w:color w:val="000000" w:themeColor="text1"/>
@@ -9059,7 +9028,7 @@
         </w:rPr>
         <w:t xml:space="preserve">Analyses of lipid content and fatty acids are often investigated with stable isotopes as a tool to better understand foraging ecology and diet (REF). </w:t>
       </w:r>
-      <w:commentRangeEnd w:id="63"/>
+      <w:commentRangeEnd w:id="62"/>
       <w:r>
         <w:rPr>
           <w:rStyle w:val="CommentReference"/>
@@ -9068,7 +9037,7 @@
           <w:szCs w:val="22"/>
           <w:lang w:val="en-CA"/>
         </w:rPr>
-        <w:commentReference w:id="63"/>
+        <w:commentReference w:id="62"/>
       </w:r>
     </w:p>
     <w:p>
@@ -9126,7 +9095,7 @@
           <w:szCs w:val="22"/>
           <w:lang w:val="en-CA"/>
         </w:rPr>
-        <w:pPrChange w:id="64" w:author="Valentina Melica" w:date="2025-03-23T20:26:00Z">
+        <w:pPrChange w:id="63" w:author="Valentina Melica" w:date="2025-03-23T20:26:00Z">
           <w:pPr>
             <w:pStyle w:val="ListParagraph"/>
             <w:spacing w:line="276" w:lineRule="auto"/>
@@ -9334,7 +9303,7 @@
             <w:ind w:firstLine="288"/>
             <w:divId w:val="1751190688"/>
             <w:rPr>
-              <w:ins w:id="65" w:author="Microsoft Office User" w:date="2025-04-21T17:57:00Z"/>
+              <w:ins w:id="64" w:author="Microsoft Office User" w:date="2025-04-21T17:57:00Z"/>
               <w:color w:val="000000" w:themeColor="text1"/>
               <w:sz w:val="22"/>
               <w:szCs w:val="22"/>
@@ -9384,7 +9353,7 @@
             </w:rPr>
             <w:t xml:space="preserve">(1), 6–28. </w:t>
           </w:r>
-          <w:ins w:id="66" w:author="Microsoft Office User" w:date="2025-04-21T17:57:00Z">
+          <w:ins w:id="65" w:author="Microsoft Office User" w:date="2025-04-21T17:57:00Z">
             <w:r>
               <w:rPr>
                 <w:color w:val="000000" w:themeColor="text1"/>
@@ -9410,7 +9379,7 @@
             </w:rPr>
             <w:instrText>https://doi.org/10.1111/mms.12616</w:instrText>
           </w:r>
-          <w:ins w:id="67" w:author="Microsoft Office User" w:date="2025-04-21T17:57:00Z">
+          <w:ins w:id="66" w:author="Microsoft Office User" w:date="2025-04-21T17:57:00Z">
             <w:r>
               <w:rPr>
                 <w:color w:val="000000" w:themeColor="text1"/>
@@ -9444,7 +9413,7 @@
             </w:rPr>
             <w:t>https://doi.org/10.1111/mms.12616</w:t>
           </w:r>
-          <w:ins w:id="68" w:author="Microsoft Office User" w:date="2025-04-21T17:57:00Z">
+          <w:ins w:id="67" w:author="Microsoft Office User" w:date="2025-04-21T17:57:00Z">
             <w:r>
               <w:rPr>
                 <w:color w:val="000000" w:themeColor="text1"/>
@@ -9468,7 +9437,7 @@
               <w:szCs w:val="22"/>
             </w:rPr>
           </w:pPr>
-          <w:ins w:id="69" w:author="Microsoft Office User" w:date="2025-04-21T17:57:00Z">
+          <w:ins w:id="68" w:author="Microsoft Office User" w:date="2025-04-21T17:57:00Z">
             <w:r>
               <w:rPr>
                 <w:b/>
@@ -10741,7 +10710,7 @@
             <w:ind w:firstLine="288"/>
             <w:divId w:val="518154500"/>
             <w:rPr>
-              <w:ins w:id="70" w:author="Microsoft Office User" w:date="2025-04-21T18:00:00Z"/>
+              <w:ins w:id="69" w:author="Microsoft Office User" w:date="2025-04-21T18:00:00Z"/>
               <w:color w:val="000000" w:themeColor="text1"/>
               <w:sz w:val="22"/>
               <w:szCs w:val="22"/>
@@ -10755,7 +10724,7 @@
             </w:rPr>
             <w:t>Melica</w:t>
           </w:r>
-          <w:del w:id="71" w:author="Microsoft Office User" w:date="2025-04-21T17:59:00Z">
+          <w:del w:id="70" w:author="Microsoft Office User" w:date="2025-04-21T17:59:00Z">
             <w:r>
               <w:rPr>
                 <w:color w:val="000000" w:themeColor="text1"/>
@@ -10809,7 +10778,7 @@
             </w:rPr>
             <w:t xml:space="preserve">(8 August). </w:t>
           </w:r>
-          <w:ins w:id="72" w:author="Microsoft Office User" w:date="2025-04-21T17:59:00Z">
+          <w:ins w:id="71" w:author="Microsoft Office User" w:date="2025-04-21T17:59:00Z">
             <w:r>
               <w:rPr>
                 <w:color w:val="000000" w:themeColor="text1"/>
@@ -10835,7 +10804,7 @@
             </w:rPr>
             <w:instrText>https://doi.org/10.1371/journal.pone.0255368</w:instrText>
           </w:r>
-          <w:ins w:id="73" w:author="Microsoft Office User" w:date="2025-04-21T17:59:00Z">
+          <w:ins w:id="72" w:author="Microsoft Office User" w:date="2025-04-21T17:59:00Z">
             <w:r>
               <w:rPr>
                 <w:color w:val="000000" w:themeColor="text1"/>
@@ -10869,7 +10838,7 @@
             </w:rPr>
             <w:t>https://doi.org/10.1371/journal.pone.0255368</w:t>
           </w:r>
-          <w:ins w:id="74" w:author="Microsoft Office User" w:date="2025-04-21T17:59:00Z">
+          <w:ins w:id="73" w:author="Microsoft Office User" w:date="2025-04-21T17:59:00Z">
             <w:r>
               <w:rPr>
                 <w:color w:val="000000" w:themeColor="text1"/>
@@ -10893,7 +10862,7 @@
               <w:szCs w:val="22"/>
             </w:rPr>
           </w:pPr>
-          <w:ins w:id="75" w:author="Microsoft Office User" w:date="2025-04-21T18:00:00Z">
+          <w:ins w:id="74" w:author="Microsoft Office User" w:date="2025-04-21T18:00:00Z">
             <w:r>
               <w:rPr>
                 <w:color w:val="000000" w:themeColor="text1"/>
@@ -11060,7 +11029,7 @@
             </w:rPr>
             <w:t>Moore, S. E., &amp; Clarke, J. T. (2002). Potential impact of offshore human activities on gray whales</w:t>
           </w:r>
-          <w:ins w:id="76" w:author="Microsoft Office User" w:date="2025-04-21T17:12:00Z">
+          <w:ins w:id="75" w:author="Microsoft Office User" w:date="2025-04-21T17:12:00Z">
             <w:r>
               <w:rPr>
                 <w:color w:val="000000" w:themeColor="text1"/>
@@ -11078,7 +11047,7 @@
             </w:rPr>
             <w:t>(Eschrichtius robustus</w:t>
           </w:r>
-          <w:ins w:id="77" w:author="Microsoft Office User" w:date="2025-04-21T17:12:00Z">
+          <w:ins w:id="76" w:author="Microsoft Office User" w:date="2025-04-21T17:12:00Z">
             <w:r>
               <w:rPr>
                 <w:color w:val="000000" w:themeColor="text1"/>
@@ -12237,6 +12206,22 @@
       </w:r>
     </w:p>
   </w:comment>
+  <w:comment w:id="7" w:author="Microsoft Office User" w:date="2025-04-21T18:14:00Z" w:initials="MOU">
+    <w:p>
+      <w:pPr>
+        <w:pStyle w:val="CommentText"/>
+      </w:pPr>
+      <w:r>
+        <w:rPr>
+          <w:rStyle w:val="CommentReference"/>
+        </w:rPr>
+        <w:annotationRef/>
+      </w:r>
+      <w:r>
+        <w:t>The abstract says 2023</w:t>
+      </w:r>
+    </w:p>
+  </w:comment>
   <w:comment w:id="8" w:author="Microsoft Office User" w:date="2025-04-21T18:14:00Z" w:initials="MOU">
     <w:p>
       <w:pPr>
@@ -12249,27 +12234,11 @@
         <w:annotationRef/>
       </w:r>
       <w:r>
-        <w:t>The abstract says 2023</w:t>
+        <w:t>Should this be age class?</w:t>
       </w:r>
     </w:p>
   </w:comment>
-  <w:comment w:id="9" w:author="Microsoft Office User" w:date="2025-04-21T18:14:00Z" w:initials="MOU">
-    <w:p>
-      <w:pPr>
-        <w:pStyle w:val="CommentText"/>
-      </w:pPr>
-      <w:r>
-        <w:rPr>
-          <w:rStyle w:val="CommentReference"/>
-        </w:rPr>
-        <w:annotationRef/>
-      </w:r>
-      <w:r>
-        <w:t>Should this be age class?</w:t>
-      </w:r>
-    </w:p>
-  </w:comment>
-  <w:comment w:id="10" w:author="Valentina Melica" w:date="2025-05-07T07:14:00Z" w:initials="VM">
+  <w:comment w:id="9" w:author="Valentina Melica" w:date="2025-05-07T07:14:00Z" w:initials="VM">
     <w:p>
       <w:r>
         <w:rPr>
@@ -12289,7 +12258,7 @@
       </w:r>
     </w:p>
   </w:comment>
-  <w:comment w:id="11" w:author="Microsoft Office User" w:date="2025-04-21T18:17:00Z" w:initials="MOU">
+  <w:comment w:id="10" w:author="Microsoft Office User" w:date="2025-04-21T18:17:00Z" w:initials="MOU">
     <w:p>
       <w:pPr>
         <w:pStyle w:val="CommentText"/>
@@ -12305,7 +12274,7 @@
       </w:r>
     </w:p>
   </w:comment>
-  <w:comment w:id="12" w:author="Valentina Melica" w:date="2025-05-05T14:01:00Z" w:initials="VM">
+  <w:comment w:id="11" w:author="Valentina Melica" w:date="2025-05-05T14:01:00Z" w:initials="VM">
     <w:p>
       <w:r>
         <w:rPr>
@@ -12325,7 +12294,7 @@
       </w:r>
     </w:p>
   </w:comment>
-  <w:comment w:id="13" w:author="Microsoft Office User" w:date="2025-04-21T13:04:00Z" w:initials="MOU">
+  <w:comment w:id="12" w:author="Microsoft Office User" w:date="2025-04-21T13:04:00Z" w:initials="MOU">
     <w:p>
       <w:pPr>
         <w:pStyle w:val="CommentText"/>
@@ -12341,7 +12310,7 @@
       </w:r>
     </w:p>
   </w:comment>
-  <w:comment w:id="14" w:author="Microsoft Office User" w:date="2025-04-21T13:08:00Z" w:initials="MOU">
+  <w:comment w:id="13" w:author="Microsoft Office User" w:date="2025-04-21T13:08:00Z" w:initials="MOU">
     <w:p>
       <w:pPr>
         <w:pStyle w:val="CommentText"/>
@@ -12357,7 +12326,7 @@
       </w:r>
     </w:p>
   </w:comment>
-  <w:comment w:id="15" w:author="Valentina Melica" w:date="2024-09-04T06:35:00Z" w:initials="VM">
+  <w:comment w:id="14" w:author="Valentina Melica" w:date="2024-09-04T06:35:00Z" w:initials="VM">
     <w:p>
       <w:r>
         <w:rPr>
@@ -12377,7 +12346,7 @@
       </w:r>
     </w:p>
   </w:comment>
-  <w:comment w:id="16" w:author="Valentina Melica" w:date="2025-04-01T19:54:00Z" w:initials="VM">
+  <w:comment w:id="15" w:author="Valentina Melica" w:date="2025-04-01T19:54:00Z" w:initials="VM">
     <w:p>
       <w:r>
         <w:rPr>
@@ -12480,7 +12449,7 @@
       </w:r>
     </w:p>
   </w:comment>
-  <w:comment w:id="17" w:author="Microsoft Office User" w:date="2025-04-21T18:31:00Z" w:initials="MOU">
+  <w:comment w:id="16" w:author="Microsoft Office User" w:date="2025-04-21T18:31:00Z" w:initials="MOU">
     <w:p>
       <w:pPr>
         <w:pStyle w:val="CommentText"/>
@@ -12496,7 +12465,7 @@
       </w:r>
     </w:p>
   </w:comment>
-  <w:comment w:id="18" w:author="Microsoft Office User" w:date="2025-04-22T15:59:00Z" w:initials="MOU">
+  <w:comment w:id="17" w:author="Microsoft Office User" w:date="2025-04-22T15:59:00Z" w:initials="MOU">
     <w:p>
       <w:pPr>
         <w:pStyle w:val="CommentText"/>
@@ -12512,7 +12481,7 @@
       </w:r>
     </w:p>
   </w:comment>
-  <w:comment w:id="19" w:author="Valentina Melica [2]" w:date="2026-05-08T12:44:00Z" w:initials="VM">
+  <w:comment w:id="18" w:author="Valentina Melica [2]" w:date="2026-05-08T12:44:00Z" w:initials="VM">
     <w:p>
       <w:r>
         <w:rPr>
@@ -12533,7 +12502,7 @@
     </w:p>
     <w:p/>
   </w:comment>
-  <w:comment w:id="20" w:author="Valentina Melica [2]" w:date="2026-05-08T12:45:00Z" w:initials="VM">
+  <w:comment w:id="19" w:author="Valentina Melica [2]" w:date="2026-05-08T12:45:00Z" w:initials="VM">
     <w:p>
       <w:r>
         <w:rPr>
@@ -12554,7 +12523,7 @@
       </w:r>
     </w:p>
   </w:comment>
-  <w:comment w:id="21" w:author="Microsoft Office User" w:date="2025-04-23T11:29:00Z" w:initials="MOU">
+  <w:comment w:id="20" w:author="Microsoft Office User" w:date="2025-04-23T11:29:00Z" w:initials="MOU">
     <w:p>
       <w:pPr>
         <w:pStyle w:val="CommentText"/>
@@ -12570,7 +12539,7 @@
       </w:r>
     </w:p>
   </w:comment>
-  <w:comment w:id="23" w:author="Valentina Melica" w:date="2025-05-19T09:30:00Z" w:initials="VM">
+  <w:comment w:id="22" w:author="Valentina Melica" w:date="2025-05-19T09:30:00Z" w:initials="VM">
     <w:p>
       <w:r>
         <w:rPr>
@@ -12590,7 +12559,7 @@
       </w:r>
     </w:p>
   </w:comment>
-  <w:comment w:id="24" w:author="Microsoft Office User" w:date="2025-04-23T11:29:00Z" w:initials="MOU">
+  <w:comment w:id="23" w:author="Microsoft Office User" w:date="2025-04-23T11:29:00Z" w:initials="MOU">
     <w:p>
       <w:pPr>
         <w:pStyle w:val="CommentText"/>
@@ -12606,7 +12575,7 @@
       </w:r>
     </w:p>
   </w:comment>
-  <w:comment w:id="25" w:author="Valentina Melica" w:date="2025-05-19T09:30:00Z" w:initials="VM">
+  <w:comment w:id="24" w:author="Valentina Melica" w:date="2025-05-19T09:30:00Z" w:initials="VM">
     <w:p>
       <w:r>
         <w:rPr>
@@ -12626,7 +12595,7 @@
       </w:r>
     </w:p>
   </w:comment>
-  <w:comment w:id="40" w:author="Microsoft Office User" w:date="2025-04-21T17:14:00Z" w:initials="MOU">
+  <w:comment w:id="39" w:author="Microsoft Office User" w:date="2025-04-21T17:14:00Z" w:initials="MOU">
     <w:p>
       <w:pPr>
         <w:pStyle w:val="CommentText"/>
@@ -12642,7 +12611,7 @@
       </w:r>
     </w:p>
   </w:comment>
-  <w:comment w:id="32" w:author="Microsoft Office User" w:date="2025-04-22T15:36:00Z" w:initials="MOU">
+  <w:comment w:id="31" w:author="Microsoft Office User" w:date="2025-04-22T15:36:00Z" w:initials="MOU">
     <w:p>
       <w:pPr>
         <w:pStyle w:val="CommentText"/>
@@ -12658,7 +12627,7 @@
       </w:r>
     </w:p>
   </w:comment>
-  <w:comment w:id="63" w:author="Microsoft Office User" w:date="2025-04-21T18:04:00Z" w:initials="MOU">
+  <w:comment w:id="62" w:author="Microsoft Office User" w:date="2025-04-21T18:04:00Z" w:initials="MOU">
     <w:p>
       <w:pPr>
         <w:pStyle w:val="CommentText"/>
@@ -12827,7 +12796,7 @@
     <w:pPr>
       <w:pStyle w:val="Footer"/>
       <w:ind w:right="360"/>
-      <w:pPrChange w:id="78" w:author="Microsoft Office User" w:date="2025-03-10T15:43:00Z">
+      <w:pPrChange w:id="77" w:author="Microsoft Office User" w:date="2025-03-10T15:43:00Z">
         <w:pPr>
           <w:pStyle w:val="Footer"/>
         </w:pPr>
@@ -16244,10 +16213,10 @@
   </w:font>
   <w:font w:name="Wingdings">
     <w:panose1 w:val="05000000000000000000"/>
-    <w:charset w:val="02"/>
-    <w:family w:val="auto"/>
+    <w:charset w:val="4D"/>
+    <w:family w:val="decorative"/>
     <w:pitch w:val="variable"/>
-    <w:sig w:usb0="00000000" w:usb1="10000000" w:usb2="00000000" w:usb3="00000000" w:csb0="80000000" w:csb1="00000000"/>
+    <w:sig w:usb0="00000003" w:usb1="00000000" w:usb2="00000000" w:usb3="00000000" w:csb0="80000001" w:csb1="00000000"/>
   </w:font>
   <w:font w:name="Calibri">
     <w:panose1 w:val="020F0502020204030204"/>
@@ -16312,9 +16281,11 @@
     <w:rsidRoot w:val="00ED7038"/>
     <w:rsid w:val="000A7E52"/>
     <w:rsid w:val="00100806"/>
+    <w:rsid w:val="00137232"/>
     <w:rsid w:val="00303416"/>
     <w:rsid w:val="003B622F"/>
     <w:rsid w:val="00460925"/>
+    <w:rsid w:val="004A5522"/>
     <w:rsid w:val="004E31C6"/>
     <w:rsid w:val="00500382"/>
     <w:rsid w:val="0050725C"/>
@@ -16348,6 +16319,7 @@
     <w:rsid w:val="00EF2E7C"/>
     <w:rsid w:val="00F56A75"/>
     <w:rsid w:val="00FB730D"/>
+    <w:rsid w:val="00FB7447"/>
     <w:rsid w:val="00FD7F11"/>
   </w:rsids>
   <m:mathPr>

--- a/Gray Whale paper/Melica et al stranded-4.22.25.docx
+++ b/Gray Whale paper/Melica et al stranded-4.22.25.docx
@@ -6748,1012 +6748,6 @@
           <w:szCs w:val="22"/>
           <w:lang w:val="en-CA"/>
         </w:rPr>
-      </w:pPr>
-      <w:r>
-        <w:rPr>
-          <w:color w:val="000000" w:themeColor="text1"/>
-          <w:sz w:val="22"/>
-          <w:szCs w:val="22"/>
-          <w:lang w:val="en-CA"/>
-        </w:rPr>
-        <w:t xml:space="preserve">Neither COD nor carcass conditions were </w:t>
-      </w:r>
-      <w:r>
-        <w:rPr>
-          <w:color w:val="000000" w:themeColor="text1"/>
-          <w:sz w:val="22"/>
-          <w:szCs w:val="22"/>
-          <w:lang w:val="en-CA"/>
-        </w:rPr>
-        <w:t xml:space="preserve"> significant </w:t>
-      </w:r>
-      <w:r>
-        <w:rPr>
-          <w:color w:val="000000" w:themeColor="text1"/>
-          <w:sz w:val="22"/>
-          <w:szCs w:val="22"/>
-          <w:lang w:val="en-CA"/>
-        </w:rPr>
-        <w:t xml:space="preserve">predictors of hormone concentrations or lipid content. Results of non-parametric analysis of variance found no signficant </w:t>
-      </w:r>
-      <w:r>
-        <w:rPr>
-          <w:color w:val="000000" w:themeColor="text1"/>
-          <w:sz w:val="22"/>
-          <w:szCs w:val="22"/>
-          <w:lang w:val="en-CA"/>
-        </w:rPr>
-        <w:t xml:space="preserve">difference </w:t>
-      </w:r>
-      <w:r>
-        <w:rPr>
-          <w:color w:val="000000" w:themeColor="text1"/>
-          <w:sz w:val="22"/>
-          <w:szCs w:val="22"/>
-          <w:lang w:val="en-CA"/>
-        </w:rPr>
-        <w:t xml:space="preserve">in cortisol </w:t>
-      </w:r>
-      <w:r>
-        <w:rPr>
-          <w:color w:val="000000" w:themeColor="text1"/>
-          <w:sz w:val="22"/>
-          <w:szCs w:val="22"/>
-          <w:lang w:val="en-CA"/>
-        </w:rPr>
-        <w:t>(</w:t>
-      </w:r>
-      <w:r>
-        <w:rPr>
-          <w:color w:val="000000" w:themeColor="text1"/>
-          <w:sz w:val="22"/>
-          <w:szCs w:val="22"/>
-          <w:lang w:val="en-CA"/>
-        </w:rPr>
-        <w:t>Kruskal-Wallis</w:t>
-      </w:r>
-      <w:r>
-        <w:rPr>
-          <w:color w:val="000000" w:themeColor="text1"/>
-          <w:sz w:val="22"/>
-          <w:szCs w:val="22"/>
-          <w:lang w:val="en-CA"/>
-        </w:rPr>
-        <w:t xml:space="preserve">: </w:t>
-      </w:r>
-      <w:r>
-        <w:rPr>
-          <w:rFonts w:eastAsia="Arial Unicode MS"/>
-          <w:color w:val="000000" w:themeColor="text1"/>
-          <w:sz w:val="22"/>
-          <w:szCs w:val="22"/>
-          <w:lang w:val="en-CA"/>
-        </w:rPr>
-        <w:t>χ</w:t>
-      </w:r>
-      <w:r>
-        <w:rPr>
-          <w:color w:val="000000" w:themeColor="text1"/>
-          <w:sz w:val="22"/>
-          <w:szCs w:val="22"/>
-          <w:vertAlign w:val="superscript"/>
-          <w:lang w:val="en-CA"/>
-        </w:rPr>
-        <w:t>2</w:t>
-      </w:r>
-      <w:r>
-        <w:rPr>
-          <w:color w:val="000000" w:themeColor="text1"/>
-          <w:sz w:val="22"/>
-          <w:szCs w:val="22"/>
-          <w:vertAlign w:val="superscript"/>
-          <w:lang w:val="en-CA"/>
-        </w:rPr>
-        <w:t xml:space="preserve"> </w:t>
-      </w:r>
-      <w:r>
-        <w:rPr>
-          <w:color w:val="000000" w:themeColor="text1"/>
-          <w:sz w:val="22"/>
-          <w:szCs w:val="22"/>
-          <w:lang w:val="en-CA"/>
-        </w:rPr>
-        <w:t>= 5.1, df = 4, p-value = 0.27)</w:t>
-      </w:r>
-      <w:r>
-        <w:rPr>
-          <w:color w:val="000000" w:themeColor="text1"/>
-          <w:sz w:val="22"/>
-          <w:szCs w:val="22"/>
-          <w:lang w:val="en-CA"/>
-        </w:rPr>
-        <w:t xml:space="preserve">, corticosterone </w:t>
-      </w:r>
-      <w:r>
-        <w:rPr>
-          <w:color w:val="000000" w:themeColor="text1"/>
-          <w:sz w:val="22"/>
-          <w:szCs w:val="22"/>
-          <w:lang w:val="en-CA"/>
-        </w:rPr>
-        <w:t>(</w:t>
-      </w:r>
-      <w:r>
-        <w:rPr>
-          <w:color w:val="000000" w:themeColor="text1"/>
-          <w:sz w:val="22"/>
-          <w:szCs w:val="22"/>
-          <w:lang w:val="en-CA"/>
-        </w:rPr>
-        <w:t xml:space="preserve">Kruskal-Wallis: </w:t>
-      </w:r>
-      <w:r>
-        <w:rPr>
-          <w:rFonts w:eastAsia="Arial Unicode MS"/>
-          <w:color w:val="000000" w:themeColor="text1"/>
-          <w:sz w:val="22"/>
-          <w:szCs w:val="22"/>
-          <w:lang w:val="en-CA"/>
-        </w:rPr>
-        <w:t>χ</w:t>
-      </w:r>
-      <w:r>
-        <w:rPr>
-          <w:color w:val="000000" w:themeColor="text1"/>
-          <w:sz w:val="22"/>
-          <w:szCs w:val="22"/>
-          <w:vertAlign w:val="superscript"/>
-          <w:lang w:val="en-CA"/>
-        </w:rPr>
-        <w:t>2</w:t>
-      </w:r>
-      <w:r>
-        <w:rPr>
-          <w:color w:val="000000" w:themeColor="text1"/>
-          <w:sz w:val="22"/>
-          <w:szCs w:val="22"/>
-          <w:lang w:val="en-CA"/>
-        </w:rPr>
-        <w:t>= 5.5, df = 4, p-value = 0.24)</w:t>
-      </w:r>
-      <w:r>
-        <w:rPr>
-          <w:color w:val="000000" w:themeColor="text1"/>
-          <w:sz w:val="22"/>
-          <w:szCs w:val="22"/>
-          <w:lang w:val="en-CA"/>
-        </w:rPr>
-        <w:t xml:space="preserve"> </w:t>
-      </w:r>
-      <w:r>
-        <w:rPr>
-          <w:color w:val="000000" w:themeColor="text1"/>
-          <w:sz w:val="22"/>
-          <w:szCs w:val="22"/>
-          <w:lang w:val="en-CA"/>
-        </w:rPr>
-        <w:t xml:space="preserve">, </w:t>
-      </w:r>
-      <w:r>
-        <w:rPr>
-          <w:color w:val="000000" w:themeColor="text1"/>
-          <w:sz w:val="22"/>
-          <w:szCs w:val="22"/>
-          <w:lang w:val="en-CA"/>
-        </w:rPr>
-        <w:t xml:space="preserve">aldosterone </w:t>
-      </w:r>
-      <w:r>
-        <w:rPr>
-          <w:color w:val="000000" w:themeColor="text1"/>
-          <w:sz w:val="22"/>
-          <w:szCs w:val="22"/>
-          <w:lang w:val="en-CA"/>
-        </w:rPr>
-        <w:t>(Kruskal-</w:t>
-      </w:r>
-      <w:r>
-        <w:rPr>
-          <w:color w:val="000000" w:themeColor="text1"/>
-          <w:sz w:val="22"/>
-          <w:szCs w:val="22"/>
-          <w:lang w:val="en-CA"/>
-        </w:rPr>
-        <w:t xml:space="preserve"> Kruskal-Wallis: </w:t>
-      </w:r>
-      <w:r>
-        <w:rPr>
-          <w:rFonts w:eastAsia="Arial Unicode MS"/>
-          <w:color w:val="000000" w:themeColor="text1"/>
-          <w:sz w:val="22"/>
-          <w:szCs w:val="22"/>
-          <w:lang w:val="en-CA"/>
-        </w:rPr>
-        <w:t>χ</w:t>
-      </w:r>
-      <w:r>
-        <w:rPr>
-          <w:color w:val="000000" w:themeColor="text1"/>
-          <w:sz w:val="22"/>
-          <w:szCs w:val="22"/>
-          <w:vertAlign w:val="superscript"/>
-          <w:lang w:val="en-CA"/>
-        </w:rPr>
-        <w:t>2</w:t>
-      </w:r>
-      <w:r>
-        <w:rPr>
-          <w:color w:val="000000" w:themeColor="text1"/>
-          <w:sz w:val="22"/>
-          <w:szCs w:val="22"/>
-          <w:lang w:val="en-CA"/>
-        </w:rPr>
-        <w:t>= 4.5, df = 4, p-value = 0.35)</w:t>
-      </w:r>
-      <w:r>
-        <w:rPr>
-          <w:color w:val="000000" w:themeColor="text1"/>
-          <w:sz w:val="22"/>
-          <w:szCs w:val="22"/>
-          <w:lang w:val="en-CA"/>
-        </w:rPr>
-        <w:t xml:space="preserve"> or lipid content (</w:t>
-      </w:r>
-      <w:r>
-        <w:rPr>
-          <w:color w:val="000000" w:themeColor="text1"/>
-          <w:sz w:val="22"/>
-          <w:szCs w:val="22"/>
-          <w:lang w:val="en-CA"/>
-        </w:rPr>
-        <w:t>Kruskal-</w:t>
-      </w:r>
-      <w:r>
-        <w:rPr>
-          <w:color w:val="000000" w:themeColor="text1"/>
-          <w:sz w:val="22"/>
-          <w:szCs w:val="22"/>
-          <w:lang w:val="en-CA"/>
-        </w:rPr>
-        <w:t xml:space="preserve"> Kruskal-Wallis: </w:t>
-      </w:r>
-      <w:r>
-        <w:rPr>
-          <w:rFonts w:eastAsia="Arial Unicode MS"/>
-          <w:color w:val="000000" w:themeColor="text1"/>
-          <w:sz w:val="22"/>
-          <w:szCs w:val="22"/>
-          <w:lang w:val="en-CA"/>
-        </w:rPr>
-        <w:t>χ</w:t>
-      </w:r>
-      <w:r>
-        <w:rPr>
-          <w:color w:val="000000" w:themeColor="text1"/>
-          <w:sz w:val="22"/>
-          <w:szCs w:val="22"/>
-          <w:vertAlign w:val="superscript"/>
-          <w:lang w:val="en-CA"/>
-        </w:rPr>
-        <w:t>2</w:t>
-      </w:r>
-      <w:r>
-        <w:rPr>
-          <w:color w:val="000000" w:themeColor="text1"/>
-          <w:sz w:val="22"/>
-          <w:szCs w:val="22"/>
-          <w:lang w:val="en-CA"/>
-        </w:rPr>
-        <w:t>= 4.</w:t>
-      </w:r>
-      <w:r>
-        <w:rPr>
-          <w:color w:val="000000" w:themeColor="text1"/>
-          <w:sz w:val="22"/>
-          <w:szCs w:val="22"/>
-          <w:lang w:val="en-CA"/>
-        </w:rPr>
-        <w:t>9</w:t>
-      </w:r>
-      <w:r>
-        <w:rPr>
-          <w:color w:val="000000" w:themeColor="text1"/>
-          <w:sz w:val="22"/>
-          <w:szCs w:val="22"/>
-          <w:lang w:val="en-CA"/>
-        </w:rPr>
-        <w:t xml:space="preserve">, df = </w:t>
-      </w:r>
-      <w:r>
-        <w:rPr>
-          <w:color w:val="000000" w:themeColor="text1"/>
-          <w:sz w:val="22"/>
-          <w:szCs w:val="22"/>
-          <w:lang w:val="en-CA"/>
-        </w:rPr>
-        <w:t>3</w:t>
-      </w:r>
-      <w:r>
-        <w:rPr>
-          <w:color w:val="000000" w:themeColor="text1"/>
-          <w:sz w:val="22"/>
-          <w:szCs w:val="22"/>
-          <w:lang w:val="en-CA"/>
-        </w:rPr>
-        <w:t>, p-value = 0.</w:t>
-      </w:r>
-      <w:r>
-        <w:rPr>
-          <w:color w:val="000000" w:themeColor="text1"/>
-          <w:sz w:val="22"/>
-          <w:szCs w:val="22"/>
-          <w:lang w:val="en-CA"/>
-        </w:rPr>
-        <w:t xml:space="preserve">18) </w:t>
-      </w:r>
-      <w:r>
-        <w:rPr>
-          <w:color w:val="000000" w:themeColor="text1"/>
-          <w:sz w:val="22"/>
-          <w:szCs w:val="22"/>
-          <w:lang w:val="en-CA"/>
-        </w:rPr>
-        <w:t>in relation to significant findings</w:t>
-      </w:r>
-      <w:r>
-        <w:rPr>
-          <w:color w:val="000000" w:themeColor="text1"/>
-          <w:sz w:val="22"/>
-          <w:szCs w:val="22"/>
-          <w:lang w:val="en-CA"/>
-        </w:rPr>
-        <w:t xml:space="preserve">. Similarly, </w:t>
-      </w:r>
-      <w:r>
-        <w:rPr>
-          <w:color w:val="000000" w:themeColor="text1"/>
-          <w:sz w:val="22"/>
-          <w:szCs w:val="22"/>
-          <w:lang w:val="en-CA"/>
-        </w:rPr>
-        <w:t xml:space="preserve">carcass condition was not a significant factor in explaining </w:t>
-      </w:r>
-      <w:r>
-        <w:rPr>
-          <w:color w:val="000000" w:themeColor="text1"/>
-          <w:sz w:val="22"/>
-          <w:szCs w:val="22"/>
-          <w:lang w:val="en-CA"/>
-        </w:rPr>
-        <w:t>concentrations of cortisol (</w:t>
-      </w:r>
-      <w:r>
-        <w:rPr>
-          <w:color w:val="000000" w:themeColor="text1"/>
-          <w:sz w:val="22"/>
-          <w:szCs w:val="22"/>
-          <w:lang w:val="en-CA"/>
-        </w:rPr>
-        <w:t>Kruskal-</w:t>
-      </w:r>
-      <w:r>
-        <w:rPr>
-          <w:color w:val="000000" w:themeColor="text1"/>
-          <w:sz w:val="22"/>
-          <w:szCs w:val="22"/>
-          <w:lang w:val="en-CA"/>
-        </w:rPr>
-        <w:t xml:space="preserve"> Kruskal-Wallis: </w:t>
-      </w:r>
-      <w:r>
-        <w:rPr>
-          <w:rFonts w:eastAsia="Arial Unicode MS"/>
-          <w:color w:val="000000" w:themeColor="text1"/>
-          <w:sz w:val="22"/>
-          <w:szCs w:val="22"/>
-          <w:lang w:val="en-CA"/>
-        </w:rPr>
-        <w:t>χ</w:t>
-      </w:r>
-      <w:r>
-        <w:rPr>
-          <w:color w:val="000000" w:themeColor="text1"/>
-          <w:sz w:val="22"/>
-          <w:szCs w:val="22"/>
-          <w:vertAlign w:val="superscript"/>
-          <w:lang w:val="en-CA"/>
-        </w:rPr>
-        <w:t>2</w:t>
-      </w:r>
-      <w:r>
-        <w:rPr>
-          <w:color w:val="000000" w:themeColor="text1"/>
-          <w:sz w:val="22"/>
-          <w:szCs w:val="22"/>
-          <w:lang w:val="en-CA"/>
-        </w:rPr>
-        <w:t xml:space="preserve">= </w:t>
-      </w:r>
-      <w:r>
-        <w:rPr>
-          <w:color w:val="000000" w:themeColor="text1"/>
-          <w:sz w:val="22"/>
-          <w:szCs w:val="22"/>
-          <w:lang w:val="en-CA"/>
-        </w:rPr>
-        <w:t>9.36</w:t>
-      </w:r>
-      <w:r>
-        <w:rPr>
-          <w:color w:val="000000" w:themeColor="text1"/>
-          <w:sz w:val="22"/>
-          <w:szCs w:val="22"/>
-          <w:lang w:val="en-CA"/>
-        </w:rPr>
-        <w:t>, df = 4, p-value = 0.35</w:t>
-      </w:r>
-    </w:p>
-    <w:p>
-      <w:pPr>
-        <w:spacing w:line="360" w:lineRule="auto"/>
-        <w:ind w:firstLine="288"/>
-        <w:jc w:val="both"/>
-        <w:rPr>
-          <w:color w:val="000000" w:themeColor="text1"/>
-          <w:sz w:val="22"/>
-          <w:szCs w:val="22"/>
-          <w:lang w:val="en-CA"/>
-        </w:rPr>
-      </w:pPr>
-    </w:p>
-    <w:p>
-      <w:pPr>
-        <w:spacing w:line="360" w:lineRule="auto"/>
-        <w:ind w:firstLine="288"/>
-        <w:jc w:val="both"/>
-        <w:rPr>
-          <w:color w:val="000000" w:themeColor="text1"/>
-          <w:sz w:val="22"/>
-          <w:szCs w:val="22"/>
-          <w:lang w:val="en-CA"/>
-        </w:rPr>
-      </w:pPr>
-    </w:p>
-    <w:p>
-      <w:pPr>
-        <w:spacing w:line="360" w:lineRule="auto"/>
-        <w:ind w:firstLine="288"/>
-        <w:jc w:val="both"/>
-        <w:rPr>
-          <w:color w:val="000000" w:themeColor="text1"/>
-          <w:sz w:val="22"/>
-          <w:szCs w:val="22"/>
-          <w:lang w:val="en-CA"/>
-        </w:rPr>
-      </w:pPr>
-    </w:p>
-    <w:p>
-      <w:pPr>
-        <w:spacing w:line="360" w:lineRule="auto"/>
-        <w:ind w:firstLine="288"/>
-        <w:jc w:val="both"/>
-        <w:rPr>
-          <w:strike/>
-          <w:color w:val="000000" w:themeColor="text1"/>
-          <w:sz w:val="22"/>
-          <w:szCs w:val="22"/>
-          <w:lang w:val="en-CA"/>
-        </w:rPr>
-      </w:pPr>
-      <w:r>
-        <w:rPr>
-          <w:strike/>
-          <w:color w:val="000000" w:themeColor="text1"/>
-          <w:sz w:val="22"/>
-          <w:szCs w:val="22"/>
-          <w:lang w:val="en-CA"/>
-        </w:rPr>
-        <w:t>Mean (</w:t>
-      </w:r>
-      <w:r>
-        <w:rPr>
-          <w:strike/>
-          <w:color w:val="000000" w:themeColor="text1"/>
-          <w:sz w:val="22"/>
-          <w:szCs w:val="22"/>
-          <w:lang w:val="en-CA"/>
-        </w:rPr>
-        <w:sym w:font="Symbol" w:char="F0B1"/>
-      </w:r>
-      <w:r>
-        <w:rPr>
-          <w:strike/>
-          <w:color w:val="000000" w:themeColor="text1"/>
-          <w:sz w:val="22"/>
-          <w:szCs w:val="22"/>
-          <w:lang w:val="en-CA"/>
-        </w:rPr>
-        <w:t xml:space="preserve"> standard deviation) concentrations of corticosterone were highest for samples in the Trauma</w:t>
-      </w:r>
-      <w:r>
-        <w:rPr>
-          <w:i/>
-          <w:iCs/>
-          <w:strike/>
-          <w:color w:val="000000" w:themeColor="text1"/>
-          <w:sz w:val="22"/>
-          <w:szCs w:val="22"/>
-          <w:lang w:val="en-CA"/>
-        </w:rPr>
-        <w:t xml:space="preserve"> </w:t>
-      </w:r>
-      <w:r>
-        <w:rPr>
-          <w:strike/>
-          <w:color w:val="000000" w:themeColor="text1"/>
-          <w:sz w:val="22"/>
-          <w:szCs w:val="22"/>
-          <w:lang w:val="en-CA"/>
-        </w:rPr>
-        <w:t xml:space="preserve">category (3.35 </w:t>
-      </w:r>
-      <w:r>
-        <w:rPr>
-          <w:strike/>
-          <w:color w:val="000000" w:themeColor="text1"/>
-          <w:sz w:val="22"/>
-          <w:szCs w:val="22"/>
-          <w:lang w:val="en-CA"/>
-        </w:rPr>
-        <w:sym w:font="Symbol" w:char="F0B1"/>
-      </w:r>
-      <w:r>
-        <w:rPr>
-          <w:strike/>
-          <w:color w:val="000000" w:themeColor="text1"/>
-          <w:sz w:val="22"/>
-          <w:szCs w:val="22"/>
-          <w:lang w:val="en-CA"/>
-        </w:rPr>
-        <w:t xml:space="preserve"> 6.96 ng/g), 2.76 (</w:t>
-      </w:r>
-      <w:r>
-        <w:rPr>
-          <w:strike/>
-          <w:color w:val="000000" w:themeColor="text1"/>
-          <w:sz w:val="22"/>
-          <w:szCs w:val="22"/>
-          <w:lang w:val="en-CA"/>
-        </w:rPr>
-        <w:sym w:font="Symbol" w:char="F0B1"/>
-      </w:r>
-      <w:r>
-        <w:rPr>
-          <w:strike/>
-          <w:color w:val="000000" w:themeColor="text1"/>
-          <w:sz w:val="22"/>
-          <w:szCs w:val="22"/>
-          <w:lang w:val="en-CA"/>
-        </w:rPr>
-        <w:t xml:space="preserve"> 2.55) ng/g, 1.13 (</w:t>
-      </w:r>
-      <w:r>
-        <w:rPr>
-          <w:strike/>
-          <w:color w:val="000000" w:themeColor="text1"/>
-          <w:sz w:val="22"/>
-          <w:szCs w:val="22"/>
-          <w:lang w:val="en-CA"/>
-        </w:rPr>
-        <w:sym w:font="Symbol" w:char="F0B1"/>
-      </w:r>
-      <w:r>
-        <w:rPr>
-          <w:strike/>
-          <w:color w:val="000000" w:themeColor="text1"/>
-          <w:sz w:val="22"/>
-          <w:szCs w:val="22"/>
-          <w:lang w:val="en-CA"/>
-        </w:rPr>
-        <w:t xml:space="preserve"> 1.40) ng/g for samples in the Undetermined and Nutritional stress,</w:t>
-      </w:r>
-      <w:r>
-        <w:rPr>
-          <w:i/>
-          <w:iCs/>
-          <w:strike/>
-          <w:color w:val="000000" w:themeColor="text1"/>
-          <w:sz w:val="22"/>
-          <w:szCs w:val="22"/>
-          <w:lang w:val="en-CA"/>
-        </w:rPr>
-        <w:t xml:space="preserve"> </w:t>
-      </w:r>
-      <w:r>
-        <w:rPr>
-          <w:strike/>
-          <w:color w:val="000000" w:themeColor="text1"/>
-          <w:sz w:val="22"/>
-          <w:szCs w:val="22"/>
-          <w:lang w:val="en-CA"/>
-        </w:rPr>
-        <w:t>and 1.77 (</w:t>
-      </w:r>
-      <w:r>
-        <w:rPr>
-          <w:strike/>
-          <w:color w:val="000000" w:themeColor="text1"/>
-          <w:sz w:val="22"/>
-          <w:szCs w:val="22"/>
-          <w:lang w:val="en-CA"/>
-        </w:rPr>
-        <w:sym w:font="Symbol" w:char="F0B1"/>
-      </w:r>
-      <w:r>
-        <w:rPr>
-          <w:strike/>
-          <w:color w:val="000000" w:themeColor="text1"/>
-          <w:sz w:val="22"/>
-          <w:szCs w:val="22"/>
-          <w:lang w:val="en-CA"/>
-        </w:rPr>
-        <w:t xml:space="preserve"> 1.74) and 0.29 (</w:t>
-      </w:r>
-      <w:r>
-        <w:rPr>
-          <w:strike/>
-          <w:color w:val="000000" w:themeColor="text1"/>
-          <w:sz w:val="22"/>
-          <w:szCs w:val="22"/>
-          <w:lang w:val="en-CA"/>
-        </w:rPr>
-        <w:sym w:font="Symbol" w:char="F0B1"/>
-      </w:r>
-      <w:r>
-        <w:rPr>
-          <w:strike/>
-          <w:color w:val="000000" w:themeColor="text1"/>
-          <w:sz w:val="22"/>
-          <w:szCs w:val="22"/>
-          <w:lang w:val="en-CA"/>
-        </w:rPr>
-        <w:t xml:space="preserve"> 0.25) ng/g for samples in the Entanglement and Predation categories (Fig. XX). As with cortisol, no significant differences were detected Results did not change when one sample with corticosterone &gt;20 ng/g was removed.</w:t>
-      </w:r>
-    </w:p>
-    <w:p>
-      <w:pPr>
-        <w:spacing w:line="360" w:lineRule="auto"/>
-        <w:ind w:firstLine="288"/>
-        <w:jc w:val="both"/>
-        <w:rPr>
-          <w:strike/>
-          <w:color w:val="000000" w:themeColor="text1"/>
-          <w:sz w:val="22"/>
-          <w:szCs w:val="22"/>
-          <w:lang w:val="en-CA"/>
-        </w:rPr>
-      </w:pPr>
-      <w:r>
-        <w:rPr>
-          <w:strike/>
-          <w:color w:val="000000" w:themeColor="text1"/>
-          <w:sz w:val="22"/>
-          <w:szCs w:val="22"/>
-          <w:lang w:val="en-CA"/>
-        </w:rPr>
-        <w:t>Mean (</w:t>
-      </w:r>
-      <w:r>
-        <w:rPr>
-          <w:strike/>
-          <w:color w:val="000000" w:themeColor="text1"/>
-          <w:sz w:val="22"/>
-          <w:szCs w:val="22"/>
-          <w:lang w:val="en-CA"/>
-        </w:rPr>
-        <w:sym w:font="Symbol" w:char="F0B1"/>
-      </w:r>
-      <w:r>
-        <w:rPr>
-          <w:strike/>
-          <w:color w:val="000000" w:themeColor="text1"/>
-          <w:sz w:val="22"/>
-          <w:szCs w:val="22"/>
-          <w:lang w:val="en-CA"/>
-        </w:rPr>
-        <w:t xml:space="preserve"> standard deviation) aldosterone concentrations were 2.23 (</w:t>
-      </w:r>
-      <w:r>
-        <w:rPr>
-          <w:strike/>
-          <w:color w:val="000000" w:themeColor="text1"/>
-          <w:sz w:val="22"/>
-          <w:szCs w:val="22"/>
-          <w:lang w:val="en-CA"/>
-        </w:rPr>
-        <w:sym w:font="Symbol" w:char="F0B1"/>
-      </w:r>
-      <w:r>
-        <w:rPr>
-          <w:strike/>
-          <w:color w:val="000000" w:themeColor="text1"/>
-          <w:sz w:val="22"/>
-          <w:szCs w:val="22"/>
-          <w:lang w:val="en-CA"/>
-        </w:rPr>
-        <w:t xml:space="preserve"> 4.96) ng/g in samples from the Undetermined category, followed by 0.33 (</w:t>
-      </w:r>
-      <w:r>
-        <w:rPr>
-          <w:strike/>
-          <w:color w:val="000000" w:themeColor="text1"/>
-          <w:sz w:val="22"/>
-          <w:szCs w:val="22"/>
-          <w:lang w:val="en-CA"/>
-        </w:rPr>
-        <w:sym w:font="Symbol" w:char="F0B1"/>
-      </w:r>
-      <w:r>
-        <w:rPr>
-          <w:strike/>
-          <w:color w:val="000000" w:themeColor="text1"/>
-          <w:sz w:val="22"/>
-          <w:szCs w:val="22"/>
-          <w:lang w:val="en-CA"/>
-        </w:rPr>
-        <w:t xml:space="preserve"> 0.26) and 0.29 (</w:t>
-      </w:r>
-      <w:r>
-        <w:rPr>
-          <w:strike/>
-          <w:color w:val="000000" w:themeColor="text1"/>
-          <w:sz w:val="22"/>
-          <w:szCs w:val="22"/>
-          <w:lang w:val="en-CA"/>
-        </w:rPr>
-        <w:sym w:font="Symbol" w:char="F0B1"/>
-      </w:r>
-      <w:r>
-        <w:rPr>
-          <w:strike/>
-          <w:color w:val="000000" w:themeColor="text1"/>
-          <w:sz w:val="22"/>
-          <w:szCs w:val="22"/>
-          <w:lang w:val="en-CA"/>
-        </w:rPr>
-        <w:t xml:space="preserve"> 0.65) ng/g for samples in the entanglement and nutritional stress</w:t>
-      </w:r>
-      <w:r>
-        <w:rPr>
-          <w:i/>
-          <w:iCs/>
-          <w:strike/>
-          <w:color w:val="000000" w:themeColor="text1"/>
-          <w:sz w:val="22"/>
-          <w:szCs w:val="22"/>
-          <w:lang w:val="en-CA"/>
-        </w:rPr>
-        <w:t xml:space="preserve"> </w:t>
-      </w:r>
-      <w:r>
-        <w:rPr>
-          <w:strike/>
-          <w:color w:val="000000" w:themeColor="text1"/>
-          <w:sz w:val="22"/>
-          <w:szCs w:val="22"/>
-          <w:lang w:val="en-CA"/>
-        </w:rPr>
-        <w:t>categories, and 0.27 (</w:t>
-      </w:r>
-      <w:r>
-        <w:rPr>
-          <w:strike/>
-          <w:color w:val="000000" w:themeColor="text1"/>
-          <w:sz w:val="22"/>
-          <w:szCs w:val="22"/>
-          <w:lang w:val="en-CA"/>
-        </w:rPr>
-        <w:sym w:font="Symbol" w:char="F0B1"/>
-      </w:r>
-      <w:r>
-        <w:rPr>
-          <w:strike/>
-          <w:color w:val="000000" w:themeColor="text1"/>
-          <w:sz w:val="22"/>
-          <w:szCs w:val="22"/>
-          <w:lang w:val="en-CA"/>
-        </w:rPr>
-        <w:t xml:space="preserve"> 0.25), and 0.17(</w:t>
-      </w:r>
-      <w:r>
-        <w:rPr>
-          <w:strike/>
-          <w:color w:val="000000" w:themeColor="text1"/>
-          <w:sz w:val="22"/>
-          <w:szCs w:val="22"/>
-          <w:lang w:val="en-CA"/>
-        </w:rPr>
-        <w:sym w:font="Symbol" w:char="F0B1"/>
-      </w:r>
-      <w:r>
-        <w:rPr>
-          <w:strike/>
-          <w:color w:val="000000" w:themeColor="text1"/>
-          <w:sz w:val="22"/>
-          <w:szCs w:val="22"/>
-          <w:lang w:val="en-CA"/>
-        </w:rPr>
-        <w:t xml:space="preserve"> 0.19) ng/g for samples in the Entanglement and Predation categories (Fig. XX). However, there was no significant difference  Similarly to the other two hormones, the results did not change when one obvious outlier (aldosterone &gt; 10 ng/g) was removed from the analysis.</w:t>
-      </w:r>
-      <w:r>
-        <w:rPr>
-          <w:strike/>
-          <w:color w:val="000000" w:themeColor="text1"/>
-          <w:sz w:val="22"/>
-          <w:szCs w:val="22"/>
-          <w:lang w:val="en-CA"/>
-        </w:rPr>
-        <w:t xml:space="preserve"> </w:t>
-      </w:r>
-    </w:p>
-    <w:p>
-      <w:pPr>
-        <w:spacing w:line="360" w:lineRule="auto"/>
-        <w:ind w:firstLine="288"/>
-        <w:jc w:val="both"/>
-        <w:rPr>
-          <w:strike/>
-          <w:color w:val="000000" w:themeColor="text1"/>
-          <w:sz w:val="22"/>
-          <w:szCs w:val="22"/>
-          <w:lang w:val="en-CA"/>
-        </w:rPr>
-      </w:pPr>
-      <w:r>
-        <w:rPr>
-          <w:strike/>
-          <w:color w:val="000000" w:themeColor="text1"/>
-          <w:sz w:val="22"/>
-          <w:szCs w:val="22"/>
-          <w:lang w:val="en-CA"/>
-        </w:rPr>
-        <w:lastRenderedPageBreak/>
-        <w:t xml:space="preserve">Mean cortisol concentrations (12.80 </w:t>
-      </w:r>
-      <w:r>
-        <w:rPr>
-          <w:strike/>
-          <w:color w:val="000000" w:themeColor="text1"/>
-          <w:sz w:val="22"/>
-          <w:szCs w:val="22"/>
-          <w:lang w:val="en-CA"/>
-        </w:rPr>
-        <w:sym w:font="Symbol" w:char="F0B1"/>
-      </w:r>
-      <w:r>
-        <w:rPr>
-          <w:strike/>
-          <w:color w:val="000000" w:themeColor="text1"/>
-          <w:sz w:val="22"/>
-          <w:szCs w:val="22"/>
-          <w:lang w:val="en-CA"/>
-        </w:rPr>
-        <w:t xml:space="preserve"> 12.87 ng/g) were highest for samples in the trauma</w:t>
-      </w:r>
-      <w:r>
-        <w:rPr>
-          <w:i/>
-          <w:iCs/>
-          <w:strike/>
-          <w:color w:val="000000" w:themeColor="text1"/>
-          <w:sz w:val="22"/>
-          <w:szCs w:val="22"/>
-          <w:lang w:val="en-CA"/>
-        </w:rPr>
-        <w:t xml:space="preserve"> </w:t>
-      </w:r>
-      <w:r>
-        <w:rPr>
-          <w:strike/>
-          <w:color w:val="000000" w:themeColor="text1"/>
-          <w:sz w:val="22"/>
-          <w:szCs w:val="22"/>
-          <w:lang w:val="en-CA"/>
-        </w:rPr>
-        <w:t xml:space="preserve">category, followed by the nutritional stress and undetermined categories (6.51 </w:t>
-      </w:r>
-      <w:r>
-        <w:rPr>
-          <w:strike/>
-          <w:color w:val="000000" w:themeColor="text1"/>
-          <w:sz w:val="22"/>
-          <w:szCs w:val="22"/>
-          <w:lang w:val="en-CA"/>
-        </w:rPr>
-        <w:sym w:font="Symbol" w:char="F0B1"/>
-      </w:r>
-      <w:r>
-        <w:rPr>
-          <w:strike/>
-          <w:color w:val="000000" w:themeColor="text1"/>
-          <w:sz w:val="22"/>
-          <w:szCs w:val="22"/>
-          <w:lang w:val="en-CA"/>
-        </w:rPr>
-        <w:t xml:space="preserve">8.83 and (5.1 </w:t>
-      </w:r>
-      <w:r>
-        <w:rPr>
-          <w:strike/>
-          <w:color w:val="000000" w:themeColor="text1"/>
-          <w:sz w:val="22"/>
-          <w:szCs w:val="22"/>
-          <w:lang w:val="en-CA"/>
-        </w:rPr>
-        <w:sym w:font="Symbol" w:char="F0B1"/>
-      </w:r>
-      <w:r>
-        <w:rPr>
-          <w:strike/>
-          <w:color w:val="000000" w:themeColor="text1"/>
-          <w:sz w:val="22"/>
-          <w:szCs w:val="22"/>
-          <w:lang w:val="en-CA"/>
-        </w:rPr>
-        <w:t>3.58 ng/g) and lowest for the entanglement and predation categories (3.8 (</w:t>
-      </w:r>
-      <w:r>
-        <w:rPr>
-          <w:strike/>
-          <w:color w:val="000000" w:themeColor="text1"/>
-          <w:sz w:val="22"/>
-          <w:szCs w:val="22"/>
-          <w:lang w:val="en-CA"/>
-        </w:rPr>
-        <w:sym w:font="Symbol" w:char="F0B1"/>
-      </w:r>
-      <w:r>
-        <w:rPr>
-          <w:strike/>
-          <w:color w:val="000000" w:themeColor="text1"/>
-          <w:sz w:val="22"/>
-          <w:szCs w:val="22"/>
-          <w:lang w:val="en-CA"/>
-        </w:rPr>
-        <w:t xml:space="preserve">3.68 and 1.7 </w:t>
-      </w:r>
-      <w:r>
-        <w:rPr>
-          <w:strike/>
-          <w:color w:val="000000" w:themeColor="text1"/>
-          <w:sz w:val="22"/>
-          <w:szCs w:val="22"/>
-          <w:lang w:val="en-CA"/>
-        </w:rPr>
-        <w:sym w:font="Symbol" w:char="F0B1"/>
-      </w:r>
-      <w:r>
-        <w:rPr>
-          <w:strike/>
-          <w:color w:val="000000" w:themeColor="text1"/>
-          <w:sz w:val="22"/>
-          <w:szCs w:val="22"/>
-          <w:lang w:val="en-CA"/>
-        </w:rPr>
-        <w:t>1.00 ng/g), respectively (Fig. 4). However, the</w:t>
-      </w:r>
-    </w:p>
-    <w:p>
-      <w:pPr>
-        <w:spacing w:line="360" w:lineRule="auto"/>
-        <w:ind w:firstLine="288"/>
-        <w:jc w:val="both"/>
-        <w:rPr>
-          <w:color w:val="000000" w:themeColor="text1"/>
-          <w:sz w:val="22"/>
-          <w:szCs w:val="22"/>
-          <w:lang w:val="en-CA"/>
-        </w:rPr>
         <w:pPrChange w:id="21" w:author="Valentina Melica" w:date="2025-05-27T20:41:00Z" w16du:dateUtc="2025-05-28T03:41:00Z">
           <w:pPr>
             <w:spacing w:line="276" w:lineRule="auto"/>
@@ -7762,6 +6756,449 @@
           </w:pPr>
         </w:pPrChange>
       </w:pPr>
+      <w:r>
+        <w:rPr>
+          <w:color w:val="000000" w:themeColor="text1"/>
+          <w:sz w:val="22"/>
+          <w:szCs w:val="22"/>
+          <w:lang w:val="en-CA"/>
+        </w:rPr>
+        <w:t xml:space="preserve">Neither COD nor carcass conditions were </w:t>
+      </w:r>
+      <w:r>
+        <w:rPr>
+          <w:color w:val="000000" w:themeColor="text1"/>
+          <w:sz w:val="22"/>
+          <w:szCs w:val="22"/>
+          <w:lang w:val="en-CA"/>
+        </w:rPr>
+        <w:t xml:space="preserve"> significant </w:t>
+      </w:r>
+      <w:r>
+        <w:rPr>
+          <w:color w:val="000000" w:themeColor="text1"/>
+          <w:sz w:val="22"/>
+          <w:szCs w:val="22"/>
+          <w:lang w:val="en-CA"/>
+        </w:rPr>
+        <w:t xml:space="preserve">predictors of hormone concentrations or lipid content. Results of non-parametric analysis of variance found no signficant </w:t>
+      </w:r>
+      <w:r>
+        <w:rPr>
+          <w:color w:val="000000" w:themeColor="text1"/>
+          <w:sz w:val="22"/>
+          <w:szCs w:val="22"/>
+          <w:lang w:val="en-CA"/>
+        </w:rPr>
+        <w:t xml:space="preserve">difference </w:t>
+      </w:r>
+      <w:r>
+        <w:rPr>
+          <w:color w:val="000000" w:themeColor="text1"/>
+          <w:sz w:val="22"/>
+          <w:szCs w:val="22"/>
+          <w:lang w:val="en-CA"/>
+        </w:rPr>
+        <w:t xml:space="preserve">in cortisol </w:t>
+      </w:r>
+      <w:r>
+        <w:rPr>
+          <w:color w:val="000000" w:themeColor="text1"/>
+          <w:sz w:val="22"/>
+          <w:szCs w:val="22"/>
+          <w:lang w:val="en-CA"/>
+        </w:rPr>
+        <w:t>(</w:t>
+      </w:r>
+      <w:r>
+        <w:rPr>
+          <w:color w:val="000000" w:themeColor="text1"/>
+          <w:sz w:val="22"/>
+          <w:szCs w:val="22"/>
+          <w:lang w:val="en-CA"/>
+        </w:rPr>
+        <w:t>Kruskal-Wallis</w:t>
+      </w:r>
+      <w:r>
+        <w:rPr>
+          <w:color w:val="000000" w:themeColor="text1"/>
+          <w:sz w:val="22"/>
+          <w:szCs w:val="22"/>
+          <w:lang w:val="en-CA"/>
+        </w:rPr>
+        <w:t xml:space="preserve">: </w:t>
+      </w:r>
+      <w:r>
+        <w:rPr>
+          <w:rFonts w:eastAsia="Arial Unicode MS"/>
+          <w:color w:val="000000" w:themeColor="text1"/>
+          <w:sz w:val="22"/>
+          <w:szCs w:val="22"/>
+          <w:lang w:val="en-CA"/>
+        </w:rPr>
+        <w:t>χ</w:t>
+      </w:r>
+      <w:r>
+        <w:rPr>
+          <w:color w:val="000000" w:themeColor="text1"/>
+          <w:sz w:val="22"/>
+          <w:szCs w:val="22"/>
+          <w:vertAlign w:val="superscript"/>
+          <w:lang w:val="en-CA"/>
+        </w:rPr>
+        <w:t>2</w:t>
+      </w:r>
+      <w:r>
+        <w:rPr>
+          <w:color w:val="000000" w:themeColor="text1"/>
+          <w:sz w:val="22"/>
+          <w:szCs w:val="22"/>
+          <w:vertAlign w:val="superscript"/>
+          <w:lang w:val="en-CA"/>
+        </w:rPr>
+        <w:t xml:space="preserve"> </w:t>
+      </w:r>
+      <w:r>
+        <w:rPr>
+          <w:color w:val="000000" w:themeColor="text1"/>
+          <w:sz w:val="22"/>
+          <w:szCs w:val="22"/>
+          <w:lang w:val="en-CA"/>
+        </w:rPr>
+        <w:t>= 5.1, df = 4, p-value = 0.27)</w:t>
+      </w:r>
+      <w:r>
+        <w:rPr>
+          <w:color w:val="000000" w:themeColor="text1"/>
+          <w:sz w:val="22"/>
+          <w:szCs w:val="22"/>
+          <w:lang w:val="en-CA"/>
+        </w:rPr>
+        <w:t xml:space="preserve">, corticosterone </w:t>
+      </w:r>
+      <w:r>
+        <w:rPr>
+          <w:color w:val="000000" w:themeColor="text1"/>
+          <w:sz w:val="22"/>
+          <w:szCs w:val="22"/>
+          <w:lang w:val="en-CA"/>
+        </w:rPr>
+        <w:t>(</w:t>
+      </w:r>
+      <w:r>
+        <w:rPr>
+          <w:color w:val="000000" w:themeColor="text1"/>
+          <w:sz w:val="22"/>
+          <w:szCs w:val="22"/>
+          <w:lang w:val="en-CA"/>
+        </w:rPr>
+        <w:t xml:space="preserve">Kruskal-Wallis: </w:t>
+      </w:r>
+      <w:r>
+        <w:rPr>
+          <w:rFonts w:eastAsia="Arial Unicode MS"/>
+          <w:color w:val="000000" w:themeColor="text1"/>
+          <w:sz w:val="22"/>
+          <w:szCs w:val="22"/>
+          <w:lang w:val="en-CA"/>
+        </w:rPr>
+        <w:t>χ</w:t>
+      </w:r>
+      <w:r>
+        <w:rPr>
+          <w:color w:val="000000" w:themeColor="text1"/>
+          <w:sz w:val="22"/>
+          <w:szCs w:val="22"/>
+          <w:vertAlign w:val="superscript"/>
+          <w:lang w:val="en-CA"/>
+        </w:rPr>
+        <w:t>2</w:t>
+      </w:r>
+      <w:r>
+        <w:rPr>
+          <w:color w:val="000000" w:themeColor="text1"/>
+          <w:sz w:val="22"/>
+          <w:szCs w:val="22"/>
+          <w:lang w:val="en-CA"/>
+        </w:rPr>
+        <w:t>= 5.5, df = 4, p-value = 0.24)</w:t>
+      </w:r>
+      <w:r>
+        <w:rPr>
+          <w:color w:val="000000" w:themeColor="text1"/>
+          <w:sz w:val="22"/>
+          <w:szCs w:val="22"/>
+          <w:lang w:val="en-CA"/>
+        </w:rPr>
+        <w:t xml:space="preserve"> </w:t>
+      </w:r>
+      <w:r>
+        <w:rPr>
+          <w:color w:val="000000" w:themeColor="text1"/>
+          <w:sz w:val="22"/>
+          <w:szCs w:val="22"/>
+          <w:lang w:val="en-CA"/>
+        </w:rPr>
+        <w:t xml:space="preserve">, </w:t>
+      </w:r>
+      <w:r>
+        <w:rPr>
+          <w:color w:val="000000" w:themeColor="text1"/>
+          <w:sz w:val="22"/>
+          <w:szCs w:val="22"/>
+          <w:lang w:val="en-CA"/>
+        </w:rPr>
+        <w:t xml:space="preserve">aldosterone </w:t>
+      </w:r>
+      <w:r>
+        <w:rPr>
+          <w:color w:val="000000" w:themeColor="text1"/>
+          <w:sz w:val="22"/>
+          <w:szCs w:val="22"/>
+          <w:lang w:val="en-CA"/>
+        </w:rPr>
+        <w:t>(Kruskal-</w:t>
+      </w:r>
+      <w:r>
+        <w:rPr>
+          <w:color w:val="000000" w:themeColor="text1"/>
+          <w:sz w:val="22"/>
+          <w:szCs w:val="22"/>
+          <w:lang w:val="en-CA"/>
+        </w:rPr>
+        <w:t xml:space="preserve"> Kruskal-Wallis: </w:t>
+      </w:r>
+      <w:r>
+        <w:rPr>
+          <w:rFonts w:eastAsia="Arial Unicode MS"/>
+          <w:color w:val="000000" w:themeColor="text1"/>
+          <w:sz w:val="22"/>
+          <w:szCs w:val="22"/>
+          <w:lang w:val="en-CA"/>
+        </w:rPr>
+        <w:t>χ</w:t>
+      </w:r>
+      <w:r>
+        <w:rPr>
+          <w:color w:val="000000" w:themeColor="text1"/>
+          <w:sz w:val="22"/>
+          <w:szCs w:val="22"/>
+          <w:vertAlign w:val="superscript"/>
+          <w:lang w:val="en-CA"/>
+        </w:rPr>
+        <w:t>2</w:t>
+      </w:r>
+      <w:r>
+        <w:rPr>
+          <w:color w:val="000000" w:themeColor="text1"/>
+          <w:sz w:val="22"/>
+          <w:szCs w:val="22"/>
+          <w:lang w:val="en-CA"/>
+        </w:rPr>
+        <w:t>= 4.5, df = 4, p-value = 0.35)</w:t>
+      </w:r>
+      <w:r>
+        <w:rPr>
+          <w:color w:val="000000" w:themeColor="text1"/>
+          <w:sz w:val="22"/>
+          <w:szCs w:val="22"/>
+          <w:lang w:val="en-CA"/>
+        </w:rPr>
+        <w:t xml:space="preserve"> or lipid content (</w:t>
+      </w:r>
+      <w:r>
+        <w:rPr>
+          <w:color w:val="000000" w:themeColor="text1"/>
+          <w:sz w:val="22"/>
+          <w:szCs w:val="22"/>
+          <w:lang w:val="en-CA"/>
+        </w:rPr>
+        <w:t>Kruskal-</w:t>
+      </w:r>
+      <w:r>
+        <w:rPr>
+          <w:color w:val="000000" w:themeColor="text1"/>
+          <w:sz w:val="22"/>
+          <w:szCs w:val="22"/>
+          <w:lang w:val="en-CA"/>
+        </w:rPr>
+        <w:t xml:space="preserve"> Kruskal-Wallis: </w:t>
+      </w:r>
+      <w:r>
+        <w:rPr>
+          <w:rFonts w:eastAsia="Arial Unicode MS"/>
+          <w:color w:val="000000" w:themeColor="text1"/>
+          <w:sz w:val="22"/>
+          <w:szCs w:val="22"/>
+          <w:lang w:val="en-CA"/>
+        </w:rPr>
+        <w:t>χ</w:t>
+      </w:r>
+      <w:r>
+        <w:rPr>
+          <w:color w:val="000000" w:themeColor="text1"/>
+          <w:sz w:val="22"/>
+          <w:szCs w:val="22"/>
+          <w:vertAlign w:val="superscript"/>
+          <w:lang w:val="en-CA"/>
+        </w:rPr>
+        <w:t>2</w:t>
+      </w:r>
+      <w:r>
+        <w:rPr>
+          <w:color w:val="000000" w:themeColor="text1"/>
+          <w:sz w:val="22"/>
+          <w:szCs w:val="22"/>
+          <w:lang w:val="en-CA"/>
+        </w:rPr>
+        <w:t>= 4.</w:t>
+      </w:r>
+      <w:r>
+        <w:rPr>
+          <w:color w:val="000000" w:themeColor="text1"/>
+          <w:sz w:val="22"/>
+          <w:szCs w:val="22"/>
+          <w:lang w:val="en-CA"/>
+        </w:rPr>
+        <w:t>9</w:t>
+      </w:r>
+      <w:r>
+        <w:rPr>
+          <w:color w:val="000000" w:themeColor="text1"/>
+          <w:sz w:val="22"/>
+          <w:szCs w:val="22"/>
+          <w:lang w:val="en-CA"/>
+        </w:rPr>
+        <w:t xml:space="preserve">, df = </w:t>
+      </w:r>
+      <w:r>
+        <w:rPr>
+          <w:color w:val="000000" w:themeColor="text1"/>
+          <w:sz w:val="22"/>
+          <w:szCs w:val="22"/>
+          <w:lang w:val="en-CA"/>
+        </w:rPr>
+        <w:t>3</w:t>
+      </w:r>
+      <w:r>
+        <w:rPr>
+          <w:color w:val="000000" w:themeColor="text1"/>
+          <w:sz w:val="22"/>
+          <w:szCs w:val="22"/>
+          <w:lang w:val="en-CA"/>
+        </w:rPr>
+        <w:t>, p-value = 0.</w:t>
+      </w:r>
+      <w:r>
+        <w:rPr>
+          <w:color w:val="000000" w:themeColor="text1"/>
+          <w:sz w:val="22"/>
+          <w:szCs w:val="22"/>
+          <w:lang w:val="en-CA"/>
+        </w:rPr>
+        <w:t xml:space="preserve">18) </w:t>
+      </w:r>
+      <w:r>
+        <w:rPr>
+          <w:color w:val="000000" w:themeColor="text1"/>
+          <w:sz w:val="22"/>
+          <w:szCs w:val="22"/>
+          <w:lang w:val="en-CA"/>
+        </w:rPr>
+        <w:t>in relation to significant findings</w:t>
+      </w:r>
+      <w:r>
+        <w:rPr>
+          <w:color w:val="000000" w:themeColor="text1"/>
+          <w:sz w:val="22"/>
+          <w:szCs w:val="22"/>
+          <w:lang w:val="en-CA"/>
+        </w:rPr>
+        <w:t xml:space="preserve">. Similarly, </w:t>
+      </w:r>
+      <w:r>
+        <w:rPr>
+          <w:color w:val="000000" w:themeColor="text1"/>
+          <w:sz w:val="22"/>
+          <w:szCs w:val="22"/>
+          <w:lang w:val="en-CA"/>
+        </w:rPr>
+        <w:t xml:space="preserve">carcass condition was not a significant factor in explaining </w:t>
+      </w:r>
+      <w:r>
+        <w:rPr>
+          <w:color w:val="000000" w:themeColor="text1"/>
+          <w:sz w:val="22"/>
+          <w:szCs w:val="22"/>
+          <w:lang w:val="en-CA"/>
+        </w:rPr>
+        <w:t>concentrations of cortisol (</w:t>
+      </w:r>
+      <w:r>
+        <w:rPr>
+          <w:color w:val="000000" w:themeColor="text1"/>
+          <w:sz w:val="22"/>
+          <w:szCs w:val="22"/>
+          <w:lang w:val="en-CA"/>
+        </w:rPr>
+        <w:t>Kruskal-</w:t>
+      </w:r>
+      <w:r>
+        <w:rPr>
+          <w:color w:val="000000" w:themeColor="text1"/>
+          <w:sz w:val="22"/>
+          <w:szCs w:val="22"/>
+          <w:lang w:val="en-CA"/>
+        </w:rPr>
+        <w:t xml:space="preserve"> Kruskal-Wallis: </w:t>
+      </w:r>
+      <w:r>
+        <w:rPr>
+          <w:rFonts w:eastAsia="Arial Unicode MS"/>
+          <w:color w:val="000000" w:themeColor="text1"/>
+          <w:sz w:val="22"/>
+          <w:szCs w:val="22"/>
+          <w:lang w:val="en-CA"/>
+        </w:rPr>
+        <w:t>χ</w:t>
+      </w:r>
+      <w:r>
+        <w:rPr>
+          <w:color w:val="000000" w:themeColor="text1"/>
+          <w:sz w:val="22"/>
+          <w:szCs w:val="22"/>
+          <w:vertAlign w:val="superscript"/>
+          <w:lang w:val="en-CA"/>
+        </w:rPr>
+        <w:t>2</w:t>
+      </w:r>
+      <w:r>
+        <w:rPr>
+          <w:color w:val="000000" w:themeColor="text1"/>
+          <w:sz w:val="22"/>
+          <w:szCs w:val="22"/>
+          <w:lang w:val="en-CA"/>
+        </w:rPr>
+        <w:t xml:space="preserve">= </w:t>
+      </w:r>
+      <w:r>
+        <w:rPr>
+          <w:color w:val="000000" w:themeColor="text1"/>
+          <w:sz w:val="22"/>
+          <w:szCs w:val="22"/>
+          <w:lang w:val="en-CA"/>
+        </w:rPr>
+        <w:t>9.36</w:t>
+      </w:r>
+      <w:r>
+        <w:rPr>
+          <w:color w:val="000000" w:themeColor="text1"/>
+          <w:sz w:val="22"/>
+          <w:szCs w:val="22"/>
+          <w:lang w:val="en-CA"/>
+        </w:rPr>
+        <w:t>, df = 4, p-value = 0.35</w:t>
+      </w:r>
     </w:p>
     <w:p>
       <w:pPr>
@@ -7867,15 +7304,85 @@
           <w:szCs w:val="22"/>
           <w:lang w:val="en-CA"/>
         </w:rPr>
-        <w:t xml:space="preserve"> as explanatory factor was found to be significantly different from the null model for cortisol (Chi-square = 8.4, df= 2, p= 0.02) and aldosterone (Chi-square = 10.7, df= 2, p &lt;0.01), but not for corticosterone (Chi-square = 1.6, df= 2, p= 0.43, Fig.5). The post-hoc analysis showed cortisol concentrations to be significantly higher in the surface layer compared to the medium layer (EMM: t (34.1) = 2.96, p = 0.02), but not to the bottom layer (Fig 2a). Similarly, aldosterone concentrations were higher in the surface layer compared to the medium (EMM: t (18) = 2.9, p = 0.03) and bottom layers (EMM: t (18.5) = 3.2, p = 0.01).  </w:t>
-      </w:r>
-      <w:r>
-        <w:rPr>
-          <w:color w:val="000000" w:themeColor="text1"/>
-          <w:sz w:val="22"/>
-          <w:szCs w:val="22"/>
-        </w:rPr>
-        <w:t>For lipid content, the model with blubber depth was significantly different from the null model (</w:t>
+        <w:t xml:space="preserve"> as explanatory factor was found to be significantly different from the null model for </w:t>
+      </w:r>
+      <w:r>
+        <w:rPr>
+          <w:color w:val="000000" w:themeColor="text1"/>
+          <w:sz w:val="22"/>
+          <w:szCs w:val="22"/>
+          <w:lang w:val="en-CA"/>
+        </w:rPr>
+        <w:t xml:space="preserve">log-transformed </w:t>
+      </w:r>
+      <w:r>
+        <w:rPr>
+          <w:color w:val="000000" w:themeColor="text1"/>
+          <w:sz w:val="22"/>
+          <w:szCs w:val="22"/>
+          <w:lang w:val="en-CA"/>
+        </w:rPr>
+        <w:t xml:space="preserve">cortisol (Chi-square = 8.4, df= 2, p= 0.02) and aldosterone (Chi-square = 10.7, df= 2, p &lt;0.01), but not for corticosterone (Chi-square = 1.6, df= 2, p= 0.43, Fig.5). The post-hoc analysis showed </w:t>
+      </w:r>
+      <w:r>
+        <w:rPr>
+          <w:color w:val="000000" w:themeColor="text1"/>
+          <w:sz w:val="22"/>
+          <w:szCs w:val="22"/>
+          <w:lang w:val="en-CA"/>
+        </w:rPr>
+        <w:t xml:space="preserve">log-transformed </w:t>
+      </w:r>
+      <w:r>
+        <w:rPr>
+          <w:color w:val="000000" w:themeColor="text1"/>
+          <w:sz w:val="22"/>
+          <w:szCs w:val="22"/>
+          <w:lang w:val="en-CA"/>
+        </w:rPr>
+        <w:t xml:space="preserve">cortisol concentrations to be significantly higher in the surface layer compared to the medium layer (EMM: t (34.1) = 2.96, p = 0.02), but not to the bottom layer (Fig 2a). Similarly, </w:t>
+      </w:r>
+      <w:r>
+        <w:rPr>
+          <w:color w:val="000000" w:themeColor="text1"/>
+          <w:sz w:val="22"/>
+          <w:szCs w:val="22"/>
+          <w:lang w:val="en-CA"/>
+        </w:rPr>
+        <w:t xml:space="preserve">log-transformed aldosterone </w:t>
+      </w:r>
+      <w:r>
+        <w:rPr>
+          <w:color w:val="000000" w:themeColor="text1"/>
+          <w:sz w:val="22"/>
+          <w:szCs w:val="22"/>
+          <w:lang w:val="en-CA"/>
+        </w:rPr>
+        <w:t xml:space="preserve">concentrations were higher in the surface layer compared to the medium (EMM: t (18) = 2.9, p = 0.03) and bottom layers (EMM: t (18.5) = 3.2, p = 0.01).  </w:t>
+      </w:r>
+      <w:r>
+        <w:rPr>
+          <w:color w:val="000000" w:themeColor="text1"/>
+          <w:sz w:val="22"/>
+          <w:szCs w:val="22"/>
+        </w:rPr>
+        <w:t>For</w:t>
+      </w:r>
+      <w:r>
+        <w:rPr>
+          <w:color w:val="000000" w:themeColor="text1"/>
+          <w:sz w:val="22"/>
+          <w:szCs w:val="22"/>
+        </w:rPr>
+        <w:t xml:space="preserve"> log-transformed</w:t>
+      </w:r>
+      <w:r>
+        <w:rPr>
+          <w:color w:val="000000" w:themeColor="text1"/>
+          <w:sz w:val="22"/>
+          <w:szCs w:val="22"/>
+        </w:rPr>
+        <w:t xml:space="preserve"> lipid content, the model with blubber depth was significantly different from the null model (</w:t>
       </w:r>
       <w:r>
         <w:rPr>
@@ -7947,6 +7454,7 @@
           <w:szCs w:val="22"/>
           <w:lang w:val="en-CA"/>
         </w:rPr>
+        <w:lastRenderedPageBreak/>
         <w:t>Discussion</w:t>
       </w:r>
     </w:p>
@@ -8222,7 +7730,6 @@
               <w:rPr/>
             </w:rPrChange>
           </w:rPr>
-          <w:lastRenderedPageBreak/>
           <w:t>Discussion</w:t>
         </w:r>
       </w:ins>
@@ -9059,6 +8566,7 @@
           <w:szCs w:val="22"/>
           <w:lang w:val="en-CA"/>
         </w:rPr>
+        <w:lastRenderedPageBreak/>
         <w:t xml:space="preserve"> </w:t>
       </w:r>
     </w:p>
@@ -16282,10 +15790,10 @@
     <w:rsid w:val="000A7E52"/>
     <w:rsid w:val="00100806"/>
     <w:rsid w:val="00137232"/>
+    <w:rsid w:val="001B1F95"/>
     <w:rsid w:val="00303416"/>
     <w:rsid w:val="003B622F"/>
     <w:rsid w:val="00460925"/>
-    <w:rsid w:val="004A5522"/>
     <w:rsid w:val="004E31C6"/>
     <w:rsid w:val="00500382"/>
     <w:rsid w:val="0050725C"/>
